--- a/高经济价值第六期_销售佣金清算/销售佣金清算_v1_附件/销售佣金清算_v1_题目.docx
+++ b/高经济价值第六期_销售佣金清算/销售佣金清算_v1_附件/销售佣金清算_v1_题目.docx
@@ -2,68 +2,6 @@
 <file path=word/document.xml><?xml version="1.0" encoding="utf-8"?>
 <w:document xmlns:wpc="http://schemas.microsoft.com/office/word/2010/wordprocessingCanvas" xmlns:mo="http://schemas.microsoft.com/office/mac/office/2008/main" xmlns:mc="http://schemas.openxmlformats.org/markup-compatibility/2006" xmlns:mv="urn:schemas-microsoft-com:mac:vml" xmlns:o="urn:schemas-microsoft-com:office:office" xmlns:r="http://schemas.openxmlformats.org/officeDocument/2006/relationships" xmlns:m="http://schemas.openxmlformats.org/officeDocument/2006/math" xmlns:v="urn:schemas-microsoft-com:vml" xmlns:wp14="http://schemas.microsoft.com/office/word/2010/wordprocessingDrawing" xmlns:wp="http://schemas.openxmlformats.org/drawingml/2006/wordprocessingDrawing" xmlns:w10="urn:schemas-microsoft-com:office:word" xmlns:w="http://schemas.openxmlformats.org/wordprocessingml/2006/main" xmlns:w14="http://schemas.microsoft.com/office/word/2010/wordml" xmlns:wpg="http://schemas.microsoft.com/office/word/2010/wordprocessingGroup" xmlns:wpi="http://schemas.microsoft.com/office/word/2010/wordprocessingInk" xmlns:wne="http://schemas.microsoft.com/office/word/2006/wordml" xmlns:wps="http://schemas.microsoft.com/office/word/2010/wordprocessingShape" mc:Ignorable="w14 wp14">
   <w:body>
-    <w:p>
-      <w:r>
-        <w:rPr>
-          <w:noProof/>
-        </w:rPr>
-        <w:drawing>
-          <wp:inline xmlns:wp="http://schemas.openxmlformats.org/drawingml/2006/wordprocessingDrawing" distT="0" distB="0" distL="0" distR="0">
-            <wp:extent cx="2400000" cy="380000"/>
-            <wp:docPr id="1" name="AILabel"/>
-            <a:graphic xmlns:a="http://schemas.openxmlformats.org/drawingml/2006/main">
-              <a:graphicData uri="http://schemas.microsoft.com/office/word/2010/wordprocessingShape">
-                <wps:wsp xmlns:wps="http://schemas.microsoft.com/office/word/2010/wordprocessingShape">
-                  <wps:cNvSpPr txBox="1"/>
-                  <wps:spPr>
-                    <a:xfrm>
-                      <a:off x="0" y="0"/>
-                      <a:ext cx="2400000" cy="380000"/>
-                    </a:xfrm>
-                    <a:prstGeom prst="rect">
-                      <a:avLst/>
-                    </a:prstGeom>
-                    <a:solidFill>
-                      <a:srgbClr val="000000">
-                        <a:alpha val="50000"/>
-                      </a:srgbClr>
-                    </a:solidFill>
-                    <a:ln w="12700">
-                      <a:solidFill>
-                        <a:srgbClr val="FFFFFF"/>
-                      </a:solidFill>
-                    </a:ln>
-                  </wps:spPr>
-                  <wps:txbx>
-                    <w:txbxContent xmlns:w="http://schemas.openxmlformats.org/wordprocessingml/2006/main">
-                      <w:p>
-                        <w:pPr>
-                          <w:jc w:val="center"/>
-                        </w:pPr>
-                        <w:r>
-                          <w:rPr>
-                            <w:b/>
-                            <w:sz w:val="28"/>
-                            <w:szCs w:val="28"/>
-                            <w:rFonts w:eastAsia="SimSun" w:ascii="Arial" w:hAnsi="Arial"/>
-                            <w:color w:val="FFFFFF"/>
-                          </w:rPr>
-                          <w:t>含 AI 生成</w:t>
-                        </w:r>
-                      </w:p>
-                    </w:txbxContent>
-                  </wps:txbx>
-                  <wps:bodyPr anchor="ctr" anchorCtr="0" lIns="91440" tIns="45720" rIns="91440" bIns="45720">
-                    <a:noAutofit/>
-                  </wps:bodyPr>
-                </wps:wsp>
-              </a:graphicData>
-            </a:graphic>
-          </wp:inline>
-        </w:drawing>
-      </w:r>
-    </w:p>
-    <w:p/>
     <w:p>
       <w:pPr>
         <w:spacing w:before="200" w:after="120"/>
@@ -78,12 +16,346 @@
     </w:p>
     <w:p>
       <w:pPr>
-        <w:spacing w:after="80" w:line="324" w:lineRule="auto"/>
-        <w:ind w:firstLine="420"/>
+        <w:spacing w:before="200" w:after="120"/>
       </w:pPr>
       <w:r>
         <w:rPr>
-          <w:b w:val="0"/>
+          <w:b/>
+          <w:sz w:val="24"/>
+        </w:rPr>
+        <w:t>题目信息</w:t>
+      </w:r>
+    </w:p>
+    <w:tbl>
+      <w:tblPr>
+        <w:tblStyle w:val="TableGrid"/>
+        <w:tblW w:type="auto" w:w="0"/>
+        <w:jc w:val="center"/>
+        <w:tblLook w:firstColumn="1" w:firstRow="1" w:lastColumn="0" w:lastRow="0" w:noHBand="0" w:noVBand="1" w:val="04A0"/>
+      </w:tblPr>
+      <w:tblGrid>
+        <w:gridCol w:w="4646"/>
+        <w:gridCol w:w="4646"/>
+      </w:tblGrid>
+      <w:tr>
+        <w:tc>
+          <w:tcPr>
+            <w:tcW w:type="dxa" w:w="1814"/>
+          </w:tcPr>
+          <w:p>
+            <w:r>
+              <w:rPr>
+                <w:b/>
+                <w:sz w:val="18"/>
+              </w:rPr>
+              <w:t>字段</w:t>
+            </w:r>
+          </w:p>
+        </w:tc>
+        <w:tc>
+          <w:tcPr>
+            <w:tcW w:type="dxa" w:w="7597"/>
+          </w:tcPr>
+          <w:p>
+            <w:r>
+              <w:rPr>
+                <w:b/>
+                <w:sz w:val="18"/>
+              </w:rPr>
+              <w:t>内容</w:t>
+            </w:r>
+          </w:p>
+        </w:tc>
+      </w:tr>
+      <w:tr>
+        <w:tc>
+          <w:tcPr>
+            <w:tcW w:type="dxa" w:w="1814"/>
+          </w:tcPr>
+          <w:p>
+            <w:r>
+              <w:rPr>
+                <w:sz w:val="18"/>
+              </w:rPr>
+              <w:t>题目编号</w:t>
+            </w:r>
+          </w:p>
+        </w:tc>
+        <w:tc>
+          <w:tcPr>
+            <w:tcW w:type="dxa" w:w="7597"/>
+          </w:tcPr>
+          <w:p>
+            <w:r>
+              <w:rPr>
+                <w:sz w:val="18"/>
+              </w:rPr>
+              <w:t>G6-ZX-002（v1）</w:t>
+            </w:r>
+          </w:p>
+        </w:tc>
+      </w:tr>
+      <w:tr>
+        <w:tc>
+          <w:tcPr>
+            <w:tcW w:type="dxa" w:w="1814"/>
+          </w:tcPr>
+          <w:p>
+            <w:r>
+              <w:rPr>
+                <w:sz w:val="18"/>
+              </w:rPr>
+              <w:t>题目名称</w:t>
+            </w:r>
+          </w:p>
+        </w:tc>
+        <w:tc>
+          <w:tcPr>
+            <w:tcW w:type="dxa" w:w="7597"/>
+          </w:tcPr>
+          <w:p>
+            <w:r>
+              <w:rPr>
+                <w:sz w:val="18"/>
+              </w:rPr>
+              <w:t>销售佣金与渠道返利的历史清算及2026年新激励方案设计</w:t>
+            </w:r>
+          </w:p>
+        </w:tc>
+      </w:tr>
+      <w:tr>
+        <w:tc>
+          <w:tcPr>
+            <w:tcW w:type="dxa" w:w="1814"/>
+          </w:tcPr>
+          <w:p>
+            <w:r>
+              <w:rPr>
+                <w:sz w:val="18"/>
+              </w:rPr>
+              <w:t>一级行业</w:t>
+            </w:r>
+          </w:p>
+        </w:tc>
+        <w:tc>
+          <w:tcPr>
+            <w:tcW w:type="dxa" w:w="7597"/>
+          </w:tcPr>
+          <w:p>
+            <w:r>
+              <w:rPr>
+                <w:sz w:val="18"/>
+              </w:rPr>
+              <w:t>专业咨询服务</w:t>
+            </w:r>
+          </w:p>
+        </w:tc>
+      </w:tr>
+      <w:tr>
+        <w:tc>
+          <w:tcPr>
+            <w:tcW w:type="dxa" w:w="1814"/>
+          </w:tcPr>
+          <w:p>
+            <w:r>
+              <w:rPr>
+                <w:sz w:val="18"/>
+              </w:rPr>
+              <w:t>二级行业</w:t>
+            </w:r>
+          </w:p>
+        </w:tc>
+        <w:tc>
+          <w:tcPr>
+            <w:tcW w:type="dxa" w:w="7597"/>
+          </w:tcPr>
+          <w:p>
+            <w:r>
+              <w:rPr>
+                <w:sz w:val="18"/>
+              </w:rPr>
+              <w:t>战略、管理与运营咨询</w:t>
+            </w:r>
+          </w:p>
+        </w:tc>
+      </w:tr>
+      <w:tr>
+        <w:tc>
+          <w:tcPr>
+            <w:tcW w:type="dxa" w:w="1814"/>
+          </w:tcPr>
+          <w:p>
+            <w:r>
+              <w:rPr>
+                <w:sz w:val="18"/>
+              </w:rPr>
+              <w:t>委托角色</w:t>
+            </w:r>
+          </w:p>
+        </w:tc>
+        <w:tc>
+          <w:tcPr>
+            <w:tcW w:type="dxa" w:w="7597"/>
+          </w:tcPr>
+          <w:p>
+            <w:r>
+              <w:rPr>
+                <w:sz w:val="18"/>
+              </w:rPr>
+              <w:t>董事会审计委员会委托的外部薪酬与销售运营顾问</w:t>
+            </w:r>
+          </w:p>
+        </w:tc>
+      </w:tr>
+      <w:tr>
+        <w:tc>
+          <w:tcPr>
+            <w:tcW w:type="dxa" w:w="1814"/>
+          </w:tcPr>
+          <w:p>
+            <w:r>
+              <w:rPr>
+                <w:sz w:val="18"/>
+              </w:rPr>
+              <w:t>数据期间</w:t>
+            </w:r>
+          </w:p>
+        </w:tc>
+        <w:tc>
+          <w:tcPr>
+            <w:tcW w:type="dxa" w:w="7597"/>
+          </w:tcPr>
+          <w:p>
+            <w:r>
+              <w:rPr>
+                <w:sz w:val="18"/>
+              </w:rPr>
+              <w:t>2022年1月1日至2025年8月31日；清算基准日2025年9月1日</w:t>
+            </w:r>
+          </w:p>
+        </w:tc>
+      </w:tr>
+      <w:tr>
+        <w:tc>
+          <w:tcPr>
+            <w:tcW w:type="dxa" w:w="1814"/>
+          </w:tcPr>
+          <w:p>
+            <w:r>
+              <w:rPr>
+                <w:sz w:val="18"/>
+              </w:rPr>
+              <w:t>数据规模</w:t>
+            </w:r>
+          </w:p>
+        </w:tc>
+        <w:tc>
+          <w:tcPr>
+            <w:tcW w:type="dxa" w:w="7597"/>
+          </w:tcPr>
+          <w:p>
+            <w:r>
+              <w:rPr>
+                <w:sz w:val="18"/>
+              </w:rPr>
+              <w:t>8个输入包、23张原始表、约3300行明细；720个有效订单、120名销售、40家渠道、60件争议</w:t>
+            </w:r>
+          </w:p>
+        </w:tc>
+      </w:tr>
+      <w:tr>
+        <w:tc>
+          <w:tcPr>
+            <w:tcW w:type="dxa" w:w="1814"/>
+          </w:tcPr>
+          <w:p>
+            <w:r>
+              <w:rPr>
+                <w:sz w:val="18"/>
+              </w:rPr>
+              <w:t>交付形式</w:t>
+            </w:r>
+          </w:p>
+        </w:tc>
+        <w:tc>
+          <w:tcPr>
+            <w:tcW w:type="dxa" w:w="7597"/>
+          </w:tcPr>
+          <w:p>
+            <w:r>
+              <w:rPr>
+                <w:sz w:val="18"/>
+              </w:rPr>
+              <w:t>8个答案包（.rar，内含xlsx/docx/png），包名与表名固定，不得合并或增删</w:t>
+            </w:r>
+          </w:p>
+        </w:tc>
+      </w:tr>
+      <w:tr>
+        <w:tc>
+          <w:tcPr>
+            <w:tcW w:type="dxa" w:w="1814"/>
+          </w:tcPr>
+          <w:p>
+            <w:r>
+              <w:rPr>
+                <w:sz w:val="18"/>
+              </w:rPr>
+              <w:t>难度目标</w:t>
+            </w:r>
+          </w:p>
+        </w:tc>
+        <w:tc>
+          <w:tcPr>
+            <w:tcW w:type="dxa" w:w="7597"/>
+          </w:tcPr>
+          <w:p>
+            <w:r>
+              <w:rPr>
+                <w:sz w:val="18"/>
+              </w:rPr>
+              <w:t>SOTA模型得分率低于50%；单人执行不少于50步或40分钟</w:t>
+            </w:r>
+          </w:p>
+        </w:tc>
+      </w:tr>
+      <w:tr>
+        <w:tc>
+          <w:tcPr>
+            <w:tcW w:type="dxa" w:w="1814"/>
+          </w:tcPr>
+          <w:p>
+            <w:r>
+              <w:rPr>
+                <w:sz w:val="18"/>
+              </w:rPr>
+              <w:t>结论要求</w:t>
+            </w:r>
+          </w:p>
+        </w:tc>
+        <w:tc>
+          <w:tcPr>
+            <w:tcW w:type="dxa" w:w="7597"/>
+          </w:tcPr>
+          <w:p>
+            <w:r>
+              <w:rPr>
+                <w:sz w:val="18"/>
+              </w:rPr>
+              <w:t>标准答案须给出一句话核心结论，并能由明细与勾稽表逐项回溯</w:t>
+            </w:r>
+          </w:p>
+        </w:tc>
+      </w:tr>
+    </w:tbl>
+    <w:p>
+      <w:pPr>
+        <w:spacing w:before="200" w:after="120"/>
+      </w:pPr>
+      <w:r>
+        <w:rPr>
+          <w:b/>
+          <w:sz w:val="28"/>
         </w:rPr>
         <w:t>一、任务背景</w:t>
       </w:r>
@@ -109,7 +381,7 @@
         <w:rPr>
           <w:b w:val="0"/>
         </w:rPr>
-        <w:t>数据截止日为2025年8月31日，清算基准日为2025年9月1日。所有结论须可回溯到附件逐条记录。</w:t>
+        <w:t>数据截止日为2025年8月31日，清算基准日为2025年9月1日。所有结论须可回溯到附件逐条记录，不得只给汇总数；凡涉及“剔除、挂账、追回、留存、不结”的记录，必须逐条说明触发条件与条款依据。</w:t>
       </w:r>
     </w:p>
     <w:p>
@@ -121,7 +393,426 @@
           <w:b/>
           <w:sz w:val="28"/>
         </w:rPr>
-        <w:t>二、输入附件</w:t>
+        <w:t>二、任务分解</w:t>
+      </w:r>
+    </w:p>
+    <w:p>
+      <w:pPr>
+        <w:spacing w:after="80" w:line="324" w:lineRule="auto"/>
+      </w:pPr>
+      <w:r>
+        <w:rPr>
+          <w:b w:val="0"/>
+        </w:rPr>
+        <w:t>本项委托分为六条工作线，交付物按工作线编号对应，不得合并或省略：</w:t>
+      </w:r>
+    </w:p>
+    <w:tbl>
+      <w:tblPr>
+        <w:tblStyle w:val="TableGrid"/>
+        <w:tblW w:type="auto" w:w="0"/>
+        <w:jc w:val="center"/>
+        <w:tblLook w:firstColumn="1" w:firstRow="1" w:lastColumn="0" w:lastRow="0" w:noHBand="0" w:noVBand="1" w:val="04A0"/>
+      </w:tblPr>
+      <w:tblGrid>
+        <w:gridCol w:w="2323"/>
+        <w:gridCol w:w="2323"/>
+        <w:gridCol w:w="2323"/>
+        <w:gridCol w:w="2323"/>
+      </w:tblGrid>
+      <w:tr>
+        <w:tc>
+          <w:tcPr>
+            <w:tcW w:type="dxa" w:w="1814"/>
+          </w:tcPr>
+          <w:p>
+            <w:r>
+              <w:rPr>
+                <w:b/>
+                <w:sz w:val="18"/>
+              </w:rPr>
+              <w:t>工作线</w:t>
+            </w:r>
+          </w:p>
+        </w:tc>
+        <w:tc>
+          <w:tcPr>
+            <w:tcW w:type="dxa" w:w="3402"/>
+          </w:tcPr>
+          <w:p>
+            <w:r>
+              <w:rPr>
+                <w:b/>
+                <w:sz w:val="18"/>
+              </w:rPr>
+              <w:t>工作内容</w:t>
+            </w:r>
+          </w:p>
+        </w:tc>
+        <w:tc>
+          <w:tcPr>
+            <w:tcW w:type="dxa" w:w="2948"/>
+          </w:tcPr>
+          <w:p>
+            <w:r>
+              <w:rPr>
+                <w:b/>
+                <w:sz w:val="18"/>
+              </w:rPr>
+              <w:t>关键判断</w:t>
+            </w:r>
+          </w:p>
+        </w:tc>
+        <w:tc>
+          <w:tcPr>
+            <w:tcW w:type="dxa" w:w="1587"/>
+          </w:tcPr>
+          <w:p>
+            <w:r>
+              <w:rPr>
+                <w:b/>
+                <w:sz w:val="18"/>
+              </w:rPr>
+              <w:t>对应交付包</w:t>
+            </w:r>
+          </w:p>
+        </w:tc>
+      </w:tr>
+      <w:tr>
+        <w:tc>
+          <w:tcPr>
+            <w:tcW w:type="dxa" w:w="1814"/>
+          </w:tcPr>
+          <w:p>
+            <w:r>
+              <w:rPr>
+                <w:sz w:val="18"/>
+              </w:rPr>
+              <w:t>A 口径与数据治理</w:t>
+            </w:r>
+          </w:p>
+        </w:tc>
+        <w:tc>
+          <w:tcPr>
+            <w:tcW w:type="dxa" w:w="3402"/>
+          </w:tcPr>
+          <w:p>
+            <w:r>
+              <w:rPr>
+                <w:sz w:val="18"/>
+              </w:rPr>
+              <w:t>去重订单、统一含税与不含税口径、确定政策版本归属</w:t>
+            </w:r>
+          </w:p>
+        </w:tc>
+        <w:tc>
+          <w:tcPr>
+            <w:tcW w:type="dxa" w:w="2948"/>
+          </w:tcPr>
+          <w:p>
+            <w:r>
+              <w:rPr>
+                <w:sz w:val="18"/>
+              </w:rPr>
+              <w:t>以首次导入为准；按发货日期归属；讨论稿无效</w:t>
+            </w:r>
+          </w:p>
+        </w:tc>
+        <w:tc>
+          <w:tcPr>
+            <w:tcW w:type="dxa" w:w="1587"/>
+          </w:tcPr>
+          <w:p>
+            <w:r>
+              <w:rPr>
+                <w:sz w:val="18"/>
+              </w:rPr>
+              <w:t>包01、包02、包07</w:t>
+            </w:r>
+          </w:p>
+        </w:tc>
+      </w:tr>
+      <w:tr>
+        <w:tc>
+          <w:tcPr>
+            <w:tcW w:type="dxa" w:w="1814"/>
+          </w:tcPr>
+          <w:p>
+            <w:r>
+              <w:rPr>
+                <w:sz w:val="18"/>
+              </w:rPr>
+              <w:t>B 历史佣金清算</w:t>
+            </w:r>
+          </w:p>
+        </w:tc>
+        <w:tc>
+          <w:tcPr>
+            <w:tcW w:type="dxa" w:w="3402"/>
+          </w:tcPr>
+          <w:p>
+            <w:r>
+              <w:rPr>
+                <w:sz w:val="18"/>
+              </w:rPr>
+              <w:t>V1/V2/V3逐单计提，处理退货、坏账、离职、封顶、合作单拆分</w:t>
+            </w:r>
+          </w:p>
+        </w:tc>
+        <w:tc>
+          <w:tcPr>
+            <w:tcW w:type="dxa" w:w="2948"/>
+          </w:tcPr>
+          <w:p>
+            <w:r>
+              <w:rPr>
+                <w:sz w:val="18"/>
+              </w:rPr>
+              <w:t>回款率90%门槛；500万元超额段；净回款除税1.13</w:t>
+            </w:r>
+          </w:p>
+        </w:tc>
+        <w:tc>
+          <w:tcPr>
+            <w:tcW w:type="dxa" w:w="1587"/>
+          </w:tcPr>
+          <w:p>
+            <w:r>
+              <w:rPr>
+                <w:sz w:val="18"/>
+              </w:rPr>
+              <w:t>包01、包02</w:t>
+            </w:r>
+          </w:p>
+        </w:tc>
+      </w:tr>
+      <w:tr>
+        <w:tc>
+          <w:tcPr>
+            <w:tcW w:type="dxa" w:w="1814"/>
+          </w:tcPr>
+          <w:p>
+            <w:r>
+              <w:rPr>
+                <w:sz w:val="18"/>
+              </w:rPr>
+              <w:t>C 已发差额与合规</w:t>
+            </w:r>
+          </w:p>
+        </w:tc>
+        <w:tc>
+          <w:tcPr>
+            <w:tcW w:type="dxa" w:w="3402"/>
+          </w:tcPr>
+          <w:p>
+            <w:r>
+              <w:rPr>
+                <w:sz w:val="18"/>
+              </w:rPr>
+              <w:t>已发台账与应发逐人比对，识别异常预发，裁决60件争议，驳回12项错误要求</w:t>
+            </w:r>
+          </w:p>
+        </w:tc>
+        <w:tc>
+          <w:tcPr>
+            <w:tcW w:type="dxa" w:w="2948"/>
+          </w:tcPr>
+          <w:p>
+            <w:r>
+              <w:rPr>
+                <w:sz w:val="18"/>
+              </w:rPr>
+              <w:t>已发不作应发；13条异常单列；逐条给条款</w:t>
+            </w:r>
+          </w:p>
+        </w:tc>
+        <w:tc>
+          <w:tcPr>
+            <w:tcW w:type="dxa" w:w="1587"/>
+          </w:tcPr>
+          <w:p>
+            <w:r>
+              <w:rPr>
+                <w:sz w:val="18"/>
+              </w:rPr>
+              <w:t>包02、包03、包08</w:t>
+            </w:r>
+          </w:p>
+        </w:tc>
+      </w:tr>
+      <w:tr>
+        <w:tc>
+          <w:tcPr>
+            <w:tcW w:type="dxa" w:w="1814"/>
+          </w:tcPr>
+          <w:p>
+            <w:r>
+              <w:rPr>
+                <w:sz w:val="18"/>
+              </w:rPr>
+              <w:t>D 渠道返利清算</w:t>
+            </w:r>
+          </w:p>
+        </w:tc>
+        <w:tc>
+          <w:tcPr>
+            <w:tcW w:type="dxa" w:w="3402"/>
+          </w:tcPr>
+          <w:p>
+            <w:r>
+              <w:rPr>
+                <w:sz w:val="18"/>
+              </w:rPr>
+              <w:t>按渠道×年度套阶梯并与保底孰高，扣除已付</w:t>
+            </w:r>
+          </w:p>
+        </w:tc>
+        <w:tc>
+          <w:tcPr>
+            <w:tcW w:type="dxa" w:w="2948"/>
+          </w:tcPr>
+          <w:p>
+            <w:r>
+              <w:rPr>
+                <w:sz w:val="18"/>
+              </w:rPr>
+              <w:t>2025年度不结；返利与佣金不重复</w:t>
+            </w:r>
+          </w:p>
+        </w:tc>
+        <w:tc>
+          <w:tcPr>
+            <w:tcW w:type="dxa" w:w="1587"/>
+          </w:tcPr>
+          <w:p>
+            <w:r>
+              <w:rPr>
+                <w:sz w:val="18"/>
+              </w:rPr>
+              <w:t>包04</w:t>
+            </w:r>
+          </w:p>
+        </w:tc>
+      </w:tr>
+      <w:tr>
+        <w:tc>
+          <w:tcPr>
+            <w:tcW w:type="dxa" w:w="1814"/>
+          </w:tcPr>
+          <w:p>
+            <w:r>
+              <w:rPr>
+                <w:sz w:val="18"/>
+              </w:rPr>
+              <w:t>E 新方案与回测</w:t>
+            </w:r>
+          </w:p>
+        </w:tc>
+        <w:tc>
+          <w:tcPr>
+            <w:tcW w:type="dxa" w:w="3402"/>
+          </w:tcPr>
+          <w:p>
+            <w:r>
+              <w:rPr>
+                <w:sz w:val="18"/>
+              </w:rPr>
+              <w:t>设计2026年参数，用2024年全年订单回测，做9组敏感性</w:t>
+            </w:r>
+          </w:p>
+        </w:tc>
+        <w:tc>
+          <w:tcPr>
+            <w:tcW w:type="dxa" w:w="2948"/>
+          </w:tcPr>
+          <w:p>
+            <w:r>
+              <w:rPr>
+                <w:sz w:val="18"/>
+              </w:rPr>
+              <w:t>成本增幅≤15%；逐人重算</w:t>
+            </w:r>
+          </w:p>
+        </w:tc>
+        <w:tc>
+          <w:tcPr>
+            <w:tcW w:type="dxa" w:w="1587"/>
+          </w:tcPr>
+          <w:p>
+            <w:r>
+              <w:rPr>
+                <w:sz w:val="18"/>
+              </w:rPr>
+              <w:t>包05、包06</w:t>
+            </w:r>
+          </w:p>
+        </w:tc>
+      </w:tr>
+      <w:tr>
+        <w:tc>
+          <w:tcPr>
+            <w:tcW w:type="dxa" w:w="1814"/>
+          </w:tcPr>
+          <w:p>
+            <w:r>
+              <w:rPr>
+                <w:sz w:val="18"/>
+              </w:rPr>
+              <w:t>F 勾稽与结论</w:t>
+            </w:r>
+          </w:p>
+        </w:tc>
+        <w:tc>
+          <w:tcPr>
+            <w:tcW w:type="dxa" w:w="3402"/>
+          </w:tcPr>
+          <w:p>
+            <w:r>
+              <w:rPr>
+                <w:sz w:val="18"/>
+              </w:rPr>
+              <w:t>24项勾稽、核心结论、清算说明</w:t>
+            </w:r>
+          </w:p>
+        </w:tc>
+        <w:tc>
+          <w:tcPr>
+            <w:tcW w:type="dxa" w:w="2948"/>
+          </w:tcPr>
+          <w:p>
+            <w:r>
+              <w:rPr>
+                <w:sz w:val="18"/>
+              </w:rPr>
+              <w:t>全部闭合后方可出结论</w:t>
+            </w:r>
+          </w:p>
+        </w:tc>
+        <w:tc>
+          <w:tcPr>
+            <w:tcW w:type="dxa" w:w="1587"/>
+          </w:tcPr>
+          <w:p>
+            <w:r>
+              <w:rPr>
+                <w:sz w:val="18"/>
+              </w:rPr>
+              <w:t>包07、包08</w:t>
+            </w:r>
+          </w:p>
+        </w:tc>
+      </w:tr>
+    </w:tbl>
+    <w:p>
+      <w:pPr>
+        <w:spacing w:before="200" w:after="120"/>
+      </w:pPr>
+      <w:r>
+        <w:rPr>
+          <w:b/>
+          <w:sz w:val="28"/>
+        </w:rPr>
+        <w:t>三、输入附件</w:t>
       </w:r>
     </w:p>
     <w:tbl>
@@ -231,7 +922,7 @@
               <w:rPr>
                 <w:sz w:val="18"/>
               </w:rPr>
-              <w:t>02订单与回款流水.rar</w:t>
+              <w:t>02订单主表.rar</w:t>
             </w:r>
           </w:p>
         </w:tc>
@@ -244,7 +935,7 @@
               <w:rPr>
                 <w:sz w:val="18"/>
               </w:rPr>
-              <w:t>订单主表、回款流水、退货记录、坏账核销</w:t>
+              <w:t>订单主表</w:t>
             </w:r>
           </w:p>
         </w:tc>
@@ -257,7 +948,7 @@
               <w:rPr>
                 <w:sz w:val="18"/>
               </w:rPr>
-              <w:t>732行订单、1327笔回款、70笔退货、49笔坏账</w:t>
+              <w:t>732行订单（含12条重复导入）</w:t>
             </w:r>
           </w:p>
         </w:tc>
@@ -272,7 +963,7 @@
               <w:rPr>
                 <w:sz w:val="18"/>
               </w:rPr>
-              <w:t>03佣金政策三版.rar</w:t>
+              <w:t>03回款退货与坏账.rar</w:t>
             </w:r>
           </w:p>
         </w:tc>
@@ -285,7 +976,7 @@
               <w:rPr>
                 <w:sz w:val="18"/>
               </w:rPr>
-              <w:t>V1/V2/V3、政策变更通知、经营会纪要</w:t>
+              <w:t>回款流水、退货记录、坏账核销</w:t>
             </w:r>
           </w:p>
         </w:tc>
@@ -298,7 +989,7 @@
               <w:rPr>
                 <w:sz w:val="18"/>
               </w:rPr>
-              <w:t>三版政策条款、生效文件与讨论稿</w:t>
+              <w:t>1327笔回款、70笔退货、49笔坏账</w:t>
             </w:r>
           </w:p>
         </w:tc>
@@ -313,7 +1004,7 @@
               <w:rPr>
                 <w:sz w:val="18"/>
               </w:rPr>
-              <w:t>04渠道协议与返利.rar</w:t>
+              <w:t>04佣金政策三版.rar</w:t>
             </w:r>
           </w:p>
         </w:tc>
@@ -326,7 +1017,7 @@
               <w:rPr>
                 <w:sz w:val="18"/>
               </w:rPr>
-              <w:t>渠道商清单、返利阶梯、协议摘要、渠道订单、返利已付</w:t>
+              <w:t>佣金政策V1、V2、V3</w:t>
             </w:r>
           </w:p>
         </w:tc>
@@ -339,7 +1030,7 @@
               <w:rPr>
                 <w:sz w:val="18"/>
               </w:rPr>
-              <w:t>40家渠道、189个渠道订单</w:t>
+              <w:t>三版条款、基数、费率、封顶与离职规则</w:t>
             </w:r>
           </w:p>
         </w:tc>
@@ -354,7 +1045,89 @@
               <w:rPr>
                 <w:sz w:val="18"/>
               </w:rPr>
-              <w:t>05争议与申诉台账.rar</w:t>
+              <w:t>05政策发文与会议纪要.rar</w:t>
+            </w:r>
+          </w:p>
+        </w:tc>
+        <w:tc>
+          <w:tcPr>
+            <w:tcW w:type="dxa" w:w="3628"/>
+          </w:tcPr>
+          <w:p>
+            <w:r>
+              <w:rPr>
+                <w:sz w:val="18"/>
+              </w:rPr>
+              <w:t>政策变更通知、经营会会议纪要</w:t>
+            </w:r>
+          </w:p>
+        </w:tc>
+        <w:tc>
+          <w:tcPr>
+            <w:tcW w:type="dxa" w:w="2948"/>
+          </w:tcPr>
+          <w:p>
+            <w:r>
+              <w:rPr>
+                <w:sz w:val="18"/>
+              </w:rPr>
+              <w:t>3份正式发文、5次会议记录（含1份讨论稿）</w:t>
+            </w:r>
+          </w:p>
+        </w:tc>
+      </w:tr>
+      <w:tr>
+        <w:tc>
+          <w:tcPr>
+            <w:tcW w:type="dxa" w:w="2608"/>
+          </w:tcPr>
+          <w:p>
+            <w:r>
+              <w:rPr>
+                <w:sz w:val="18"/>
+              </w:rPr>
+              <w:t>06渠道协议与返利.rar</w:t>
+            </w:r>
+          </w:p>
+        </w:tc>
+        <w:tc>
+          <w:tcPr>
+            <w:tcW w:type="dxa" w:w="3628"/>
+          </w:tcPr>
+          <w:p>
+            <w:r>
+              <w:rPr>
+                <w:sz w:val="18"/>
+              </w:rPr>
+              <w:t>渠道商清单、返利阶梯、协议摘要、渠道订单明细、返利已付台账</w:t>
+            </w:r>
+          </w:p>
+        </w:tc>
+        <w:tc>
+          <w:tcPr>
+            <w:tcW w:type="dxa" w:w="2948"/>
+          </w:tcPr>
+          <w:p>
+            <w:r>
+              <w:rPr>
+                <w:sz w:val="18"/>
+              </w:rPr>
+              <w:t>40家渠道、189个渠道订单、5家保底条款</w:t>
+            </w:r>
+          </w:p>
+        </w:tc>
+      </w:tr>
+      <w:tr>
+        <w:tc>
+          <w:tcPr>
+            <w:tcW w:type="dxa" w:w="2608"/>
+          </w:tcPr>
+          <w:p>
+            <w:r>
+              <w:rPr>
+                <w:sz w:val="18"/>
+              </w:rPr>
+              <w:t>07争议与申诉.rar</w:t>
             </w:r>
           </w:p>
         </w:tc>
@@ -395,7 +1168,7 @@
               <w:rPr>
                 <w:sz w:val="18"/>
               </w:rPr>
-              <w:t>06财务口径与管理层要求.rar</w:t>
+              <w:t>08财务口径与管理要求.rar</w:t>
             </w:r>
           </w:p>
         </w:tc>
@@ -408,7 +1181,7 @@
               <w:rPr>
                 <w:sz w:val="18"/>
               </w:rPr>
-              <w:t>财务确认规则、税务口径、佣金已发台账、管理层要求</w:t>
+              <w:t>财务确认规则、税务与换算口径、佣金已发台账、管理层要求</w:t>
             </w:r>
           </w:p>
         </w:tc>
@@ -421,7 +1194,7 @@
               <w:rPr>
                 <w:sz w:val="18"/>
               </w:rPr>
-              <w:t>去重与口径规则、480条已发记录、12项要求</w:t>
+              <w:t>10条口径规则、480条已发记录、12项要求</w:t>
             </w:r>
           </w:p>
         </w:tc>
@@ -436,7 +1209,7 @@
           <w:b/>
           <w:sz w:val="28"/>
         </w:rPr>
-        <w:t>三、制度要点</w:t>
+        <w:t>四、制度与判断规则</w:t>
       </w:r>
     </w:p>
     <w:p>
@@ -484,7 +1257,128 @@
         <w:rPr>
           <w:b w:val="0"/>
         </w:rPr>
-        <w:t>渠道返利：按年度含税进货额（发货额扣退货）套阶梯，2%-5%，有保底条款的按阶梯与保底孰高；次年1月结算。</w:t>
+        <w:t>渠道返利：按年度含税进货额（发货额扣退货）套阶梯2%-5%，有保底条款的按阶梯与保底孰高；次年1月结算。</w:t>
+      </w:r>
+    </w:p>
+    <w:p>
+      <w:pPr>
+        <w:spacing w:after="80" w:line="324" w:lineRule="auto"/>
+      </w:pPr>
+      <w:r>
+        <w:rPr>
+          <w:b/>
+        </w:rPr>
+        <w:t>判断规则：</w:t>
+      </w:r>
+    </w:p>
+    <w:p>
+      <w:pPr>
+        <w:spacing w:after="80" w:line="324" w:lineRule="auto"/>
+      </w:pPr>
+      <w:r>
+        <w:rPr>
+          <w:b w:val="0"/>
+        </w:rPr>
+        <w:t>（1）同一订单号多次出现，以首次导入记录为准，其余作重复行剔除，但不得整单删除；</w:t>
+      </w:r>
+    </w:p>
+    <w:p>
+      <w:pPr>
+        <w:spacing w:after="80" w:line="324" w:lineRule="auto"/>
+      </w:pPr>
+      <w:r>
+        <w:rPr>
+          <w:b w:val="0"/>
+        </w:rPr>
+        <w:t>（2）政策版本按订单发货日期归属，不按订单日期或回款日期；2025年发货仍适用V3；</w:t>
+      </w:r>
+    </w:p>
+    <w:p>
+      <w:pPr>
+        <w:spacing w:after="80" w:line="324" w:lineRule="auto"/>
+      </w:pPr>
+      <w:r>
+        <w:rPr>
+          <w:b w:val="0"/>
+        </w:rPr>
+        <w:t>（3）会议纪要、讨论稿不作为计算依据，以正式发文为准，注意追溯条款；</w:t>
+      </w:r>
+    </w:p>
+    <w:p>
+      <w:pPr>
+        <w:spacing w:after="80" w:line="324" w:lineRule="auto"/>
+      </w:pPr>
+      <w:r>
+        <w:rPr>
+          <w:b w:val="0"/>
+        </w:rPr>
+        <w:t>（4）V1、V2为含税口径，V3须除以1.13换算为不含税净回款；</w:t>
+      </w:r>
+    </w:p>
+    <w:p>
+      <w:pPr>
+        <w:spacing w:after="80" w:line="324" w:lineRule="auto"/>
+      </w:pPr>
+      <w:r>
+        <w:rPr>
+          <w:b w:val="0"/>
+        </w:rPr>
+        <w:t>（5）退货冲减基数与已发佣金；坏账从V3净回款中扣除；</w:t>
+      </w:r>
+    </w:p>
+    <w:p>
+      <w:pPr>
+        <w:spacing w:after="80" w:line="324" w:lineRule="auto"/>
+      </w:pPr>
+      <w:r>
+        <w:rPr>
+          <w:b w:val="0"/>
+        </w:rPr>
+        <w:t>（6）封顶按“人×年月”累计，超出部分不结转以后月份；</w:t>
+      </w:r>
+    </w:p>
+    <w:p>
+      <w:pPr>
+        <w:spacing w:after="80" w:line="324" w:lineRule="auto"/>
+      </w:pPr>
+      <w:r>
+        <w:rPr>
+          <w:b w:val="0"/>
+        </w:rPr>
+        <w:t>（7）V1/V2合作单全归签约人，V3按主谈70%、协助30%拆分；</w:t>
+      </w:r>
+    </w:p>
+    <w:p>
+      <w:pPr>
+        <w:spacing w:after="80" w:line="324" w:lineRule="auto"/>
+      </w:pPr>
+      <w:r>
+        <w:rPr>
+          <w:b w:val="0"/>
+        </w:rPr>
+        <w:t>（8）团队池按团队年度目标达成率≥100%发放，未达标留存；</w:t>
+      </w:r>
+    </w:p>
+    <w:p>
+      <w:pPr>
+        <w:spacing w:after="80" w:line="324" w:lineRule="auto"/>
+      </w:pPr>
+      <w:r>
+        <w:rPr>
+          <w:b w:val="0"/>
+        </w:rPr>
+        <w:t>（9）佣金已发台账为财务实付数，不作为应发依据；</w:t>
+      </w:r>
+    </w:p>
+    <w:p>
+      <w:pPr>
+        <w:spacing w:after="80" w:line="324" w:lineRule="auto"/>
+      </w:pPr>
+      <w:r>
+        <w:rPr>
+          <w:b w:val="0"/>
+        </w:rPr>
+        <w:t>（10）渠道返利与销售佣金是两套激励，不得重复计入。</w:t>
       </w:r>
     </w:p>
     <w:p>
@@ -496,7 +1390,7 @@
           <w:b/>
           <w:sz w:val="28"/>
         </w:rPr>
-        <w:t>四、交付物</w:t>
+        <w:t>五、交付物（共8包）</w:t>
       </w:r>
     </w:p>
     <w:tbl>
@@ -578,7 +1472,7 @@
               <w:rPr>
                 <w:sz w:val="18"/>
               </w:rPr>
-              <w:t>逐单清算与人员汇总.rar</w:t>
+              <w:t>订单佣金清算.rar</w:t>
             </w:r>
           </w:p>
         </w:tc>
@@ -591,7 +1485,7 @@
               <w:rPr>
                 <w:sz w:val="18"/>
               </w:rPr>
-              <w:t>订单佣金清算（720行）、人员佣金汇总（120行）、团队池计提（12行）</w:t>
+              <w:t>订单佣金清算（720行×19列，含政策版本、计提基数、佣金总额、个人应发、团队池、封顶扣减、状态备注）</w:t>
             </w:r>
           </w:p>
         </w:tc>
@@ -619,7 +1513,7 @@
               <w:rPr>
                 <w:sz w:val="18"/>
               </w:rPr>
-              <w:t>争议裁决.rar</w:t>
+              <w:t>人员汇总与异常核查.rar</w:t>
             </w:r>
           </w:p>
         </w:tc>
@@ -632,7 +1526,7 @@
               <w:rPr>
                 <w:sz w:val="18"/>
               </w:rPr>
-              <w:t>争议裁决（60行）+ 裁决说明.docx</w:t>
+              <w:t>人员佣金汇总（120行）、团队池计提（12行）、已发异常核查（13行）</w:t>
             </w:r>
           </w:p>
         </w:tc>
@@ -660,7 +1554,7 @@
               <w:rPr>
                 <w:sz w:val="18"/>
               </w:rPr>
-              <w:t>渠道返利台账.rar</w:t>
+              <w:t>争议裁决.rar</w:t>
             </w:r>
           </w:p>
         </w:tc>
@@ -673,7 +1567,7 @@
               <w:rPr>
                 <w:sz w:val="18"/>
               </w:rPr>
-              <w:t>渠道返利清算（160行，40家×4个年度）</w:t>
+              <w:t>争议裁决（60行）+ 裁决说明.docx（分类统计与典型争点）</w:t>
             </w:r>
           </w:p>
         </w:tc>
@@ -701,7 +1595,7 @@
               <w:rPr>
                 <w:sz w:val="18"/>
               </w:rPr>
-              <w:t>新激励方案.rar</w:t>
+              <w:t>渠道返利台账.rar</w:t>
             </w:r>
           </w:p>
         </w:tc>
@@ -714,7 +1608,7 @@
               <w:rPr>
                 <w:sz w:val="18"/>
               </w:rPr>
-              <w:t>销售激励方案.docx + 新方案参数表</w:t>
+              <w:t>渠道返利清算（160行，40家×2022-2025四个年度）</w:t>
             </w:r>
           </w:p>
         </w:tc>
@@ -742,7 +1636,7 @@
               <w:rPr>
                 <w:sz w:val="18"/>
               </w:rPr>
-              <w:t>模拟测算与敏感性.rar</w:t>
+              <w:t>新激励方案.rar</w:t>
             </w:r>
           </w:p>
         </w:tc>
@@ -755,7 +1649,7 @@
               <w:rPr>
                 <w:sz w:val="18"/>
               </w:rPr>
-              <w:t>新方案模拟（120行）、敏感性分析（9组）、成本对比图</w:t>
+              <w:t>销售激励方案.docx + 新方案参数（10项）+ 新旧成本对比图</w:t>
             </w:r>
           </w:p>
         </w:tc>
@@ -783,7 +1677,7 @@
               <w:rPr>
                 <w:sz w:val="18"/>
               </w:rPr>
-              <w:t>勾稽自检与结论.rar</w:t>
+              <w:t>模拟测算与敏感性.rar</w:t>
             </w:r>
           </w:p>
         </w:tc>
@@ -796,7 +1690,89 @@
               <w:rPr>
                 <w:sz w:val="18"/>
               </w:rPr>
-              <w:t>勾稽自检（20项）、结论摘要、清算结论.docx</w:t>
+              <w:t>新方案模拟（120行）、敏感性分析（9组）、佣金结构图</w:t>
+            </w:r>
+          </w:p>
+        </w:tc>
+      </w:tr>
+      <w:tr>
+        <w:tc>
+          <w:tcPr>
+            <w:tcW w:type="dxa" w:w="907"/>
+          </w:tcPr>
+          <w:p>
+            <w:r>
+              <w:rPr>
+                <w:sz w:val="18"/>
+              </w:rPr>
+              <w:t>07</w:t>
+            </w:r>
+          </w:p>
+        </w:tc>
+        <w:tc>
+          <w:tcPr>
+            <w:tcW w:type="dxa" w:w="3061"/>
+          </w:tcPr>
+          <w:p>
+            <w:r>
+              <w:rPr>
+                <w:sz w:val="18"/>
+              </w:rPr>
+              <w:t>勾稽自检.rar</w:t>
+            </w:r>
+          </w:p>
+        </w:tc>
+        <w:tc>
+          <w:tcPr>
+            <w:tcW w:type="dxa" w:w="4989"/>
+          </w:tcPr>
+          <w:p>
+            <w:r>
+              <w:rPr>
+                <w:sz w:val="18"/>
+              </w:rPr>
+              <w:t>勾稽自检（24项，逐项列左右值与差异）</w:t>
+            </w:r>
+          </w:p>
+        </w:tc>
+      </w:tr>
+      <w:tr>
+        <w:tc>
+          <w:tcPr>
+            <w:tcW w:type="dxa" w:w="907"/>
+          </w:tcPr>
+          <w:p>
+            <w:r>
+              <w:rPr>
+                <w:sz w:val="18"/>
+              </w:rPr>
+              <w:t>08</w:t>
+            </w:r>
+          </w:p>
+        </w:tc>
+        <w:tc>
+          <w:tcPr>
+            <w:tcW w:type="dxa" w:w="3061"/>
+          </w:tcPr>
+          <w:p>
+            <w:r>
+              <w:rPr>
+                <w:sz w:val="18"/>
+              </w:rPr>
+              <w:t>结论与驳回.rar</w:t>
+            </w:r>
+          </w:p>
+        </w:tc>
+        <w:tc>
+          <w:tcPr>
+            <w:tcW w:type="dxa" w:w="4989"/>
+          </w:tcPr>
+          <w:p>
+            <w:r>
+              <w:rPr>
+                <w:sz w:val="18"/>
+              </w:rPr>
+              <w:t>核心结论、结论摘要、错误要求驳回（12项）、清算结论.docx</w:t>
             </w:r>
           </w:p>
         </w:tc>
@@ -811,7 +1787,7 @@
           <w:b/>
           <w:sz w:val="28"/>
         </w:rPr>
-        <w:t>五、约束条件</w:t>
+        <w:t>六、约束条件</w:t>
       </w:r>
     </w:p>
     <w:p>
@@ -833,7 +1809,7 @@
         <w:rPr>
           <w:b w:val="0"/>
         </w:rPr>
-        <w:t>2. 所有金额为人民币元，保留两位小数；比例保留两位。</w:t>
+        <w:t>2. 所有金额为人民币元、保留两位小数；比例保留两位；不得用“万元”替代“元”填报明细。</w:t>
       </w:r>
     </w:p>
     <w:p>
@@ -844,7 +1820,7 @@
         <w:rPr>
           <w:b w:val="0"/>
         </w:rPr>
-        <w:t>3. 逐单、逐人给出结论，不得抽样或估算；每条记录必须有状态。</w:t>
+        <w:t>3. 逐单、逐人给出结论，不得抽样或估算；每条记录必须有状态，不得留空。</w:t>
       </w:r>
     </w:p>
     <w:p>
@@ -877,7 +1853,7 @@
         <w:rPr>
           <w:b w:val="0"/>
         </w:rPr>
-        <w:t>6. 退货、坏账、离职、封顶、合作单拆分必须逐单体现。</w:t>
+        <w:t>6. 退货、坏账、离职、封顶、合作单拆分必须逐单体现，不得只做总额调整。</w:t>
       </w:r>
     </w:p>
     <w:p>
@@ -888,7 +1864,7 @@
         <w:rPr>
           <w:b w:val="0"/>
         </w:rPr>
-        <w:t>7. 每个争议裁决、每条管理层要求驳回均须给出依据条款。</w:t>
+        <w:t>7. 每个争议裁决、每条管理层要求驳回均须给出依据条款编号（V1-x/V2-x/V3-x/财务确认规则第x条）。</w:t>
       </w:r>
     </w:p>
     <w:p>
@@ -899,7 +1875,7 @@
         <w:rPr>
           <w:b w:val="0"/>
         </w:rPr>
-        <w:t>8. 六个交付包之间的订单数、人数、金额必须相互勾稽。</w:t>
+        <w:t>8. 八个交付包之间的订单数、人数、金额必须相互勾稽，24项自检全部闭合；任一项不闭合视为未完成。</w:t>
       </w:r>
     </w:p>
     <w:p>
@@ -910,7 +1886,7 @@
         <w:rPr>
           <w:b w:val="0"/>
         </w:rPr>
-        <w:t>9. 不得修改原始附件；交付文件按包名与工作表命名。</w:t>
+        <w:t>9. 不得修改原始附件；交付文件按包名与工作表命名，表头、列序不得调整。</w:t>
       </w:r>
     </w:p>
     <w:p>
@@ -926,6 +1902,61 @@
     </w:p>
     <w:p>
       <w:pPr>
+        <w:spacing w:after="80" w:line="324" w:lineRule="auto"/>
+      </w:pPr>
+      <w:r>
+        <w:rPr>
+          <w:b w:val="0"/>
+        </w:rPr>
+        <w:t>11. 已发台账中的13条异常预发记录须单列核查，注明异常类型、应补/应追回/一致及处理建议。</w:t>
+      </w:r>
+    </w:p>
+    <w:p>
+      <w:pPr>
+        <w:spacing w:after="80" w:line="324" w:lineRule="auto"/>
+      </w:pPr>
+      <w:r>
+        <w:rPr>
+          <w:b w:val="0"/>
+        </w:rPr>
+        <w:t>12. 必须在结论中给出一句话核心结论，且能被明细数据支撑；核心结论不得只写“存在若干问题”。</w:t>
+      </w:r>
+    </w:p>
+    <w:p>
+      <w:pPr>
+        <w:spacing w:after="80" w:line="324" w:lineRule="auto"/>
+      </w:pPr>
+      <w:r>
+        <w:rPr>
+          <w:b w:val="0"/>
+        </w:rPr>
+        <w:t>13. 重复导入行、统计截止日后的回款/退款、负净回款订单、无回款订单，必须逐条列出处理结论，不得静默丢弃。</w:t>
+      </w:r>
+    </w:p>
+    <w:p>
+      <w:pPr>
+        <w:spacing w:after="80" w:line="324" w:lineRule="auto"/>
+      </w:pPr>
+      <w:r>
+        <w:rPr>
+          <w:b w:val="0"/>
+        </w:rPr>
+        <w:t>14. 计算底稿须保留“政策版本、事件日期、计提基数、费率、封顶扣减”五要素，便于逐行复核。</w:t>
+      </w:r>
+    </w:p>
+    <w:p>
+      <w:pPr>
+        <w:spacing w:after="80" w:line="324" w:lineRule="auto"/>
+      </w:pPr>
+      <w:r>
+        <w:rPr>
+          <w:b w:val="0"/>
+        </w:rPr>
+        <w:t>15. 不得使用合并单元格、空表、空列；金额差异为正写“应补”、为负写“应追回”。</w:t>
+      </w:r>
+    </w:p>
+    <w:p>
+      <w:pPr>
         <w:spacing w:before="200" w:after="120"/>
       </w:pPr>
       <w:r>
@@ -933,7 +1964,7 @@
           <w:b/>
           <w:sz w:val="28"/>
         </w:rPr>
-        <w:t>六、完成标准</w:t>
+        <w:t>七、完成标准</w:t>
       </w:r>
     </w:p>
     <w:p>
@@ -945,7 +1976,7 @@
         <w:rPr>
           <w:b w:val="0"/>
         </w:rPr>
-        <w:t>全部720个有效订单均有清算结论；120名销售均有应发、已发、差额；60件争议均有裁决；40家渠道的2022-2024年度返利均清算完毕；20项勾稽全部通过；新方案回测成本增幅不超过15%。</w:t>
+        <w:t>全部720个有效订单均有清算结论；120名销售均有应发、已发、差额；60件争议均有裁决；40家渠道的2022-2024年度返利均清算完毕；13条已发异常记录均单列；24项勾稽全部通过；新方案回测成本增幅不超过15%；核心结论与明细一致。</w:t>
       </w:r>
     </w:p>
     <w:sectPr>

--- a/高经济价值第六期_销售佣金清算/销售佣金清算_v1_附件/销售佣金清算_v1_题目.docx
+++ b/高经济价值第六期_销售佣金清算/销售佣金清算_v1_附件/销售佣金清算_v1_题目.docx
@@ -2,6 +2,68 @@
 <file path=word/document.xml><?xml version="1.0" encoding="utf-8"?>
 <w:document xmlns:wpc="http://schemas.microsoft.com/office/word/2010/wordprocessingCanvas" xmlns:mo="http://schemas.microsoft.com/office/mac/office/2008/main" xmlns:mc="http://schemas.openxmlformats.org/markup-compatibility/2006" xmlns:mv="urn:schemas-microsoft-com:mac:vml" xmlns:o="urn:schemas-microsoft-com:office:office" xmlns:r="http://schemas.openxmlformats.org/officeDocument/2006/relationships" xmlns:m="http://schemas.openxmlformats.org/officeDocument/2006/math" xmlns:v="urn:schemas-microsoft-com:vml" xmlns:wp14="http://schemas.microsoft.com/office/word/2010/wordprocessingDrawing" xmlns:wp="http://schemas.openxmlformats.org/drawingml/2006/wordprocessingDrawing" xmlns:w10="urn:schemas-microsoft-com:office:word" xmlns:w="http://schemas.openxmlformats.org/wordprocessingml/2006/main" xmlns:w14="http://schemas.microsoft.com/office/word/2010/wordml" xmlns:wpg="http://schemas.microsoft.com/office/word/2010/wordprocessingGroup" xmlns:wpi="http://schemas.microsoft.com/office/word/2010/wordprocessingInk" xmlns:wne="http://schemas.microsoft.com/office/word/2006/wordml" xmlns:wps="http://schemas.microsoft.com/office/word/2010/wordprocessingShape" mc:Ignorable="w14 wp14">
   <w:body>
+    <w:p>
+      <w:r>
+        <w:rPr>
+          <w:noProof/>
+        </w:rPr>
+        <w:drawing>
+          <wp:inline xmlns:wp="http://schemas.openxmlformats.org/drawingml/2006/wordprocessingDrawing" distT="0" distB="0" distL="0" distR="0">
+            <wp:extent cx="2400000" cy="380000"/>
+            <wp:docPr id="1" name="AILabel"/>
+            <a:graphic xmlns:a="http://schemas.openxmlformats.org/drawingml/2006/main">
+              <a:graphicData uri="http://schemas.microsoft.com/office/word/2010/wordprocessingShape">
+                <wps:wsp xmlns:wps="http://schemas.microsoft.com/office/word/2010/wordprocessingShape">
+                  <wps:cNvSpPr txBox="1"/>
+                  <wps:spPr>
+                    <a:xfrm>
+                      <a:off x="0" y="0"/>
+                      <a:ext cx="2400000" cy="380000"/>
+                    </a:xfrm>
+                    <a:prstGeom prst="rect">
+                      <a:avLst/>
+                    </a:prstGeom>
+                    <a:solidFill>
+                      <a:srgbClr val="000000">
+                        <a:alpha val="50000"/>
+                      </a:srgbClr>
+                    </a:solidFill>
+                    <a:ln w="12700">
+                      <a:solidFill>
+                        <a:srgbClr val="FFFFFF"/>
+                      </a:solidFill>
+                    </a:ln>
+                  </wps:spPr>
+                  <wps:txbx>
+                    <w:txbxContent xmlns:w="http://schemas.openxmlformats.org/wordprocessingml/2006/main">
+                      <w:p>
+                        <w:pPr>
+                          <w:jc w:val="center"/>
+                        </w:pPr>
+                        <w:r>
+                          <w:rPr>
+                            <w:b/>
+                            <w:sz w:val="28"/>
+                            <w:szCs w:val="28"/>
+                            <w:rFonts w:eastAsia="SimSun" w:ascii="Arial" w:hAnsi="Arial"/>
+                            <w:color w:val="FFFFFF"/>
+                          </w:rPr>
+                          <w:t>含 AI 生成</w:t>
+                        </w:r>
+                      </w:p>
+                    </w:txbxContent>
+                  </wps:txbx>
+                  <wps:bodyPr anchor="ctr" anchorCtr="0" lIns="91440" tIns="45720" rIns="91440" bIns="45720">
+                    <a:noAutofit/>
+                  </wps:bodyPr>
+                </wps:wsp>
+              </a:graphicData>
+            </a:graphic>
+          </wp:inline>
+        </w:drawing>
+      </w:r>
+    </w:p>
+    <w:p/>
     <w:p>
       <w:pPr>
         <w:spacing w:before="200" w:after="120"/>

--- a/高经济价值第六期_销售佣金清算/销售佣金清算_v1_附件/销售佣金清算_v1_题目.docx
+++ b/高经济价值第六期_销售佣金清算/销售佣金清算_v1_附件/销售佣金清算_v1_题目.docx
@@ -2,6 +2,68 @@
 <file path=word/document.xml><?xml version="1.0" encoding="utf-8"?>
 <w:document xmlns:wpc="http://schemas.microsoft.com/office/word/2010/wordprocessingCanvas" xmlns:mo="http://schemas.microsoft.com/office/mac/office/2008/main" xmlns:mc="http://schemas.openxmlformats.org/markup-compatibility/2006" xmlns:mv="urn:schemas-microsoft-com:mac:vml" xmlns:o="urn:schemas-microsoft-com:office:office" xmlns:r="http://schemas.openxmlformats.org/officeDocument/2006/relationships" xmlns:m="http://schemas.openxmlformats.org/officeDocument/2006/math" xmlns:v="urn:schemas-microsoft-com:vml" xmlns:wp14="http://schemas.microsoft.com/office/word/2010/wordprocessingDrawing" xmlns:wp="http://schemas.openxmlformats.org/drawingml/2006/wordprocessingDrawing" xmlns:w10="urn:schemas-microsoft-com:office:word" xmlns:w="http://schemas.openxmlformats.org/wordprocessingml/2006/main" xmlns:w14="http://schemas.microsoft.com/office/word/2010/wordml" xmlns:wpg="http://schemas.microsoft.com/office/word/2010/wordprocessingGroup" xmlns:wpi="http://schemas.microsoft.com/office/word/2010/wordprocessingInk" xmlns:wne="http://schemas.microsoft.com/office/word/2006/wordml" xmlns:wps="http://schemas.microsoft.com/office/word/2010/wordprocessingShape" mc:Ignorable="w14 wp14">
   <w:body>
+    <w:p>
+      <w:r>
+        <w:rPr>
+          <w:noProof/>
+        </w:rPr>
+        <w:drawing>
+          <wp:inline xmlns:wp="http://schemas.openxmlformats.org/drawingml/2006/wordprocessingDrawing" distT="0" distB="0" distL="0" distR="0">
+            <wp:extent cx="2400000" cy="380000"/>
+            <wp:docPr id="1" name="AILabel"/>
+            <a:graphic xmlns:a="http://schemas.openxmlformats.org/drawingml/2006/main">
+              <a:graphicData uri="http://schemas.microsoft.com/office/word/2010/wordprocessingShape">
+                <wps:wsp xmlns:wps="http://schemas.microsoft.com/office/word/2010/wordprocessingShape">
+                  <wps:cNvSpPr txBox="1"/>
+                  <wps:spPr>
+                    <a:xfrm>
+                      <a:off x="0" y="0"/>
+                      <a:ext cx="2400000" cy="380000"/>
+                    </a:xfrm>
+                    <a:prstGeom prst="rect">
+                      <a:avLst/>
+                    </a:prstGeom>
+                    <a:solidFill>
+                      <a:srgbClr val="000000">
+                        <a:alpha val="50000"/>
+                      </a:srgbClr>
+                    </a:solidFill>
+                    <a:ln w="12700">
+                      <a:solidFill>
+                        <a:srgbClr val="FFFFFF"/>
+                      </a:solidFill>
+                    </a:ln>
+                  </wps:spPr>
+                  <wps:txbx>
+                    <w:txbxContent xmlns:w="http://schemas.openxmlformats.org/wordprocessingml/2006/main">
+                      <w:p>
+                        <w:pPr>
+                          <w:jc w:val="center"/>
+                        </w:pPr>
+                        <w:r>
+                          <w:rPr>
+                            <w:b/>
+                            <w:sz w:val="28"/>
+                            <w:szCs w:val="28"/>
+                            <w:rFonts w:eastAsia="SimSun" w:ascii="Arial" w:hAnsi="Arial"/>
+                            <w:color w:val="FFFFFF"/>
+                          </w:rPr>
+                          <w:t>含 AI 生成</w:t>
+                        </w:r>
+                      </w:p>
+                    </w:txbxContent>
+                  </wps:txbx>
+                  <wps:bodyPr anchor="ctr" anchorCtr="0" lIns="91440" tIns="45720" rIns="91440" bIns="45720">
+                    <a:noAutofit/>
+                  </wps:bodyPr>
+                </wps:wsp>
+              </a:graphicData>
+            </a:graphic>
+          </wp:inline>
+        </w:drawing>
+      </w:r>
+    </w:p>
+    <w:p/>
     <w:p>
       <w:r>
         <w:rPr>

--- a/高经济价值第六期_销售佣金清算/销售佣金清算_v1_附件/销售佣金清算_v1_题目.docx
+++ b/高经济价值第六期_销售佣金清算/销售佣金清算_v1_附件/销售佣金清算_v1_题目.docx
@@ -2,68 +2,6 @@
 <file path=word/document.xml><?xml version="1.0" encoding="utf-8"?>
 <w:document xmlns:wpc="http://schemas.microsoft.com/office/word/2010/wordprocessingCanvas" xmlns:mo="http://schemas.microsoft.com/office/mac/office/2008/main" xmlns:mc="http://schemas.openxmlformats.org/markup-compatibility/2006" xmlns:mv="urn:schemas-microsoft-com:mac:vml" xmlns:o="urn:schemas-microsoft-com:office:office" xmlns:r="http://schemas.openxmlformats.org/officeDocument/2006/relationships" xmlns:m="http://schemas.openxmlformats.org/officeDocument/2006/math" xmlns:v="urn:schemas-microsoft-com:vml" xmlns:wp14="http://schemas.microsoft.com/office/word/2010/wordprocessingDrawing" xmlns:wp="http://schemas.openxmlformats.org/drawingml/2006/wordprocessingDrawing" xmlns:w10="urn:schemas-microsoft-com:office:word" xmlns:w="http://schemas.openxmlformats.org/wordprocessingml/2006/main" xmlns:w14="http://schemas.microsoft.com/office/word/2010/wordml" xmlns:wpg="http://schemas.microsoft.com/office/word/2010/wordprocessingGroup" xmlns:wpi="http://schemas.microsoft.com/office/word/2010/wordprocessingInk" xmlns:wne="http://schemas.microsoft.com/office/word/2006/wordml" xmlns:wps="http://schemas.microsoft.com/office/word/2010/wordprocessingShape" mc:Ignorable="w14 wp14">
   <w:body>
-    <w:p>
-      <w:r>
-        <w:rPr>
-          <w:noProof/>
-        </w:rPr>
-        <w:drawing>
-          <wp:inline xmlns:wp="http://schemas.openxmlformats.org/drawingml/2006/wordprocessingDrawing" distT="0" distB="0" distL="0" distR="0">
-            <wp:extent cx="2400000" cy="380000"/>
-            <wp:docPr id="1" name="AILabel"/>
-            <a:graphic xmlns:a="http://schemas.openxmlformats.org/drawingml/2006/main">
-              <a:graphicData uri="http://schemas.microsoft.com/office/word/2010/wordprocessingShape">
-                <wps:wsp xmlns:wps="http://schemas.microsoft.com/office/word/2010/wordprocessingShape">
-                  <wps:cNvSpPr txBox="1"/>
-                  <wps:spPr>
-                    <a:xfrm>
-                      <a:off x="0" y="0"/>
-                      <a:ext cx="2400000" cy="380000"/>
-                    </a:xfrm>
-                    <a:prstGeom prst="rect">
-                      <a:avLst/>
-                    </a:prstGeom>
-                    <a:solidFill>
-                      <a:srgbClr val="000000">
-                        <a:alpha val="50000"/>
-                      </a:srgbClr>
-                    </a:solidFill>
-                    <a:ln w="12700">
-                      <a:solidFill>
-                        <a:srgbClr val="FFFFFF"/>
-                      </a:solidFill>
-                    </a:ln>
-                  </wps:spPr>
-                  <wps:txbx>
-                    <w:txbxContent xmlns:w="http://schemas.openxmlformats.org/wordprocessingml/2006/main">
-                      <w:p>
-                        <w:pPr>
-                          <w:jc w:val="center"/>
-                        </w:pPr>
-                        <w:r>
-                          <w:rPr>
-                            <w:b/>
-                            <w:sz w:val="28"/>
-                            <w:szCs w:val="28"/>
-                            <w:rFonts w:eastAsia="SimSun" w:ascii="Arial" w:hAnsi="Arial"/>
-                            <w:color w:val="FFFFFF"/>
-                          </w:rPr>
-                          <w:t>含 AI 生成</w:t>
-                        </w:r>
-                      </w:p>
-                    </w:txbxContent>
-                  </wps:txbx>
-                  <wps:bodyPr anchor="ctr" anchorCtr="0" lIns="91440" tIns="45720" rIns="91440" bIns="45720">
-                    <a:noAutofit/>
-                  </wps:bodyPr>
-                </wps:wsp>
-              </a:graphicData>
-            </a:graphic>
-          </wp:inline>
-        </w:drawing>
-      </w:r>
-    </w:p>
-    <w:p/>
     <w:p>
       <w:r>
         <w:rPr>
@@ -410,7 +348,7 @@
               <w:rPr>
                 <w:sz w:val="18"/>
               </w:rPr>
-              <w:t>8个答案包（.rar，内含xlsx/docx/png），包名与表名固定，不得合并或增删</w:t>
+              <w:t>8个答案包（.rar），包名固定，不得合并或增删</w:t>
             </w:r>
           </w:p>
         </w:tc>
@@ -1517,391 +1455,94 @@
         <w:t>五、交付物（共8包）</w:t>
       </w:r>
     </w:p>
-    <w:tbl>
-      <w:tblPr>
-        <w:tblStyle w:val="TableGrid"/>
-        <w:tblW w:type="auto" w:w="0"/>
-        <w:jc w:val="center"/>
-        <w:tblLook w:firstColumn="1" w:firstRow="1" w:lastColumn="0" w:lastRow="0" w:noHBand="0" w:noVBand="1" w:val="04A0"/>
-      </w:tblPr>
-      <w:tblGrid>
-        <w:gridCol w:w="3097"/>
-        <w:gridCol w:w="3097"/>
-        <w:gridCol w:w="3097"/>
-      </w:tblGrid>
-      <w:tr>
-        <w:tc>
-          <w:tcPr>
-            <w:tcW w:type="dxa" w:w="907"/>
-          </w:tcPr>
-          <w:p>
-            <w:r>
-              <w:rPr>
-                <w:b/>
-                <w:sz w:val="18"/>
-              </w:rPr>
-              <w:t>序号</w:t>
-            </w:r>
-          </w:p>
-        </w:tc>
-        <w:tc>
-          <w:tcPr>
-            <w:tcW w:type="dxa" w:w="3061"/>
-          </w:tcPr>
-          <w:p>
-            <w:r>
-              <w:rPr>
-                <w:b/>
-                <w:sz w:val="18"/>
-              </w:rPr>
-              <w:t>交付包</w:t>
-            </w:r>
-          </w:p>
-        </w:tc>
-        <w:tc>
-          <w:tcPr>
-            <w:tcW w:type="dxa" w:w="4989"/>
-          </w:tcPr>
-          <w:p>
-            <w:r>
-              <w:rPr>
-                <w:b/>
-                <w:sz w:val="18"/>
-              </w:rPr>
-              <w:t>内容与格式</w:t>
-            </w:r>
-          </w:p>
-        </w:tc>
-      </w:tr>
-      <w:tr>
-        <w:tc>
-          <w:tcPr>
-            <w:tcW w:type="dxa" w:w="907"/>
-          </w:tcPr>
-          <w:p>
-            <w:r>
-              <w:rPr>
-                <w:sz w:val="18"/>
-              </w:rPr>
-              <w:t>01</w:t>
-            </w:r>
-          </w:p>
-        </w:tc>
-        <w:tc>
-          <w:tcPr>
-            <w:tcW w:type="dxa" w:w="3061"/>
-          </w:tcPr>
-          <w:p>
-            <w:r>
-              <w:rPr>
-                <w:sz w:val="18"/>
-              </w:rPr>
-              <w:t>订单佣金清算.rar</w:t>
-            </w:r>
-          </w:p>
-        </w:tc>
-        <w:tc>
-          <w:tcPr>
-            <w:tcW w:type="dxa" w:w="4989"/>
-          </w:tcPr>
-          <w:p>
-            <w:r>
-              <w:rPr>
-                <w:sz w:val="18"/>
-              </w:rPr>
-              <w:t>订单佣金清算（720行×19列，含政策版本、计提基数、佣金总额、个人应发、团队池、封顶扣减、状态备注）</w:t>
-            </w:r>
-          </w:p>
-        </w:tc>
-      </w:tr>
-      <w:tr>
-        <w:tc>
-          <w:tcPr>
-            <w:tcW w:type="dxa" w:w="907"/>
-          </w:tcPr>
-          <w:p>
-            <w:r>
-              <w:rPr>
-                <w:sz w:val="18"/>
-              </w:rPr>
-              <w:t>02</w:t>
-            </w:r>
-          </w:p>
-        </w:tc>
-        <w:tc>
-          <w:tcPr>
-            <w:tcW w:type="dxa" w:w="3061"/>
-          </w:tcPr>
-          <w:p>
-            <w:r>
-              <w:rPr>
-                <w:sz w:val="18"/>
-              </w:rPr>
-              <w:t>人员汇总与异常核查.rar</w:t>
-            </w:r>
-          </w:p>
-        </w:tc>
-        <w:tc>
-          <w:tcPr>
-            <w:tcW w:type="dxa" w:w="4989"/>
-          </w:tcPr>
-          <w:p>
-            <w:r>
-              <w:rPr>
-                <w:sz w:val="18"/>
-              </w:rPr>
-              <w:t>人员佣金汇总（120行）、团队池计提（12行）、已发异常核查（13行）</w:t>
-            </w:r>
-          </w:p>
-        </w:tc>
-      </w:tr>
-      <w:tr>
-        <w:tc>
-          <w:tcPr>
-            <w:tcW w:type="dxa" w:w="907"/>
-          </w:tcPr>
-          <w:p>
-            <w:r>
-              <w:rPr>
-                <w:sz w:val="18"/>
-              </w:rPr>
-              <w:t>03</w:t>
-            </w:r>
-          </w:p>
-        </w:tc>
-        <w:tc>
-          <w:tcPr>
-            <w:tcW w:type="dxa" w:w="3061"/>
-          </w:tcPr>
-          <w:p>
-            <w:r>
-              <w:rPr>
-                <w:sz w:val="18"/>
-              </w:rPr>
-              <w:t>争议裁决.rar</w:t>
-            </w:r>
-          </w:p>
-        </w:tc>
-        <w:tc>
-          <w:tcPr>
-            <w:tcW w:type="dxa" w:w="4989"/>
-          </w:tcPr>
-          <w:p>
-            <w:r>
-              <w:rPr>
-                <w:sz w:val="18"/>
-              </w:rPr>
-              <w:t>争议裁决（60行）+ 裁决说明.docx（分类统计与典型争点）</w:t>
-            </w:r>
-          </w:p>
-        </w:tc>
-      </w:tr>
-      <w:tr>
-        <w:tc>
-          <w:tcPr>
-            <w:tcW w:type="dxa" w:w="907"/>
-          </w:tcPr>
-          <w:p>
-            <w:r>
-              <w:rPr>
-                <w:sz w:val="18"/>
-              </w:rPr>
-              <w:t>04</w:t>
-            </w:r>
-          </w:p>
-        </w:tc>
-        <w:tc>
-          <w:tcPr>
-            <w:tcW w:type="dxa" w:w="3061"/>
-          </w:tcPr>
-          <w:p>
-            <w:r>
-              <w:rPr>
-                <w:sz w:val="18"/>
-              </w:rPr>
-              <w:t>渠道返利台账.rar</w:t>
-            </w:r>
-          </w:p>
-        </w:tc>
-        <w:tc>
-          <w:tcPr>
-            <w:tcW w:type="dxa" w:w="4989"/>
-          </w:tcPr>
-          <w:p>
-            <w:r>
-              <w:rPr>
-                <w:sz w:val="18"/>
-              </w:rPr>
-              <w:t>渠道返利清算（160行，40家×2022-2025四个年度）</w:t>
-            </w:r>
-          </w:p>
-        </w:tc>
-      </w:tr>
-      <w:tr>
-        <w:tc>
-          <w:tcPr>
-            <w:tcW w:type="dxa" w:w="907"/>
-          </w:tcPr>
-          <w:p>
-            <w:r>
-              <w:rPr>
-                <w:sz w:val="18"/>
-              </w:rPr>
-              <w:t>05</w:t>
-            </w:r>
-          </w:p>
-        </w:tc>
-        <w:tc>
-          <w:tcPr>
-            <w:tcW w:type="dxa" w:w="3061"/>
-          </w:tcPr>
-          <w:p>
-            <w:r>
-              <w:rPr>
-                <w:sz w:val="18"/>
-              </w:rPr>
-              <w:t>新激励方案.rar</w:t>
-            </w:r>
-          </w:p>
-        </w:tc>
-        <w:tc>
-          <w:tcPr>
-            <w:tcW w:type="dxa" w:w="4989"/>
-          </w:tcPr>
-          <w:p>
-            <w:r>
-              <w:rPr>
-                <w:sz w:val="18"/>
-              </w:rPr>
-              <w:t>销售激励方案.docx + 新方案参数（10项）+ 新旧成本对比图</w:t>
-            </w:r>
-          </w:p>
-        </w:tc>
-      </w:tr>
-      <w:tr>
-        <w:tc>
-          <w:tcPr>
-            <w:tcW w:type="dxa" w:w="907"/>
-          </w:tcPr>
-          <w:p>
-            <w:r>
-              <w:rPr>
-                <w:sz w:val="18"/>
-              </w:rPr>
-              <w:t>06</w:t>
-            </w:r>
-          </w:p>
-        </w:tc>
-        <w:tc>
-          <w:tcPr>
-            <w:tcW w:type="dxa" w:w="3061"/>
-          </w:tcPr>
-          <w:p>
-            <w:r>
-              <w:rPr>
-                <w:sz w:val="18"/>
-              </w:rPr>
-              <w:t>模拟测算与敏感性.rar</w:t>
-            </w:r>
-          </w:p>
-        </w:tc>
-        <w:tc>
-          <w:tcPr>
-            <w:tcW w:type="dxa" w:w="4989"/>
-          </w:tcPr>
-          <w:p>
-            <w:r>
-              <w:rPr>
-                <w:sz w:val="18"/>
-              </w:rPr>
-              <w:t>新方案模拟（120行）、敏感性分析（9组）、佣金结构图</w:t>
-            </w:r>
-          </w:p>
-        </w:tc>
-      </w:tr>
-      <w:tr>
-        <w:tc>
-          <w:tcPr>
-            <w:tcW w:type="dxa" w:w="907"/>
-          </w:tcPr>
-          <w:p>
-            <w:r>
-              <w:rPr>
-                <w:sz w:val="18"/>
-              </w:rPr>
-              <w:t>07</w:t>
-            </w:r>
-          </w:p>
-        </w:tc>
-        <w:tc>
-          <w:tcPr>
-            <w:tcW w:type="dxa" w:w="3061"/>
-          </w:tcPr>
-          <w:p>
-            <w:r>
-              <w:rPr>
-                <w:sz w:val="18"/>
-              </w:rPr>
-              <w:t>勾稽自检.rar</w:t>
-            </w:r>
-          </w:p>
-        </w:tc>
-        <w:tc>
-          <w:tcPr>
-            <w:tcW w:type="dxa" w:w="4989"/>
-          </w:tcPr>
-          <w:p>
-            <w:r>
-              <w:rPr>
-                <w:sz w:val="18"/>
-              </w:rPr>
-              <w:t>勾稽自检（24项，逐项列左右值与差异）</w:t>
-            </w:r>
-          </w:p>
-        </w:tc>
-      </w:tr>
-      <w:tr>
-        <w:tc>
-          <w:tcPr>
-            <w:tcW w:type="dxa" w:w="907"/>
-          </w:tcPr>
-          <w:p>
-            <w:r>
-              <w:rPr>
-                <w:sz w:val="18"/>
-              </w:rPr>
-              <w:t>08</w:t>
-            </w:r>
-          </w:p>
-        </w:tc>
-        <w:tc>
-          <w:tcPr>
-            <w:tcW w:type="dxa" w:w="3061"/>
-          </w:tcPr>
-          <w:p>
-            <w:r>
-              <w:rPr>
-                <w:sz w:val="18"/>
-              </w:rPr>
-              <w:t>结论与驳回.rar</w:t>
-            </w:r>
-          </w:p>
-        </w:tc>
-        <w:tc>
-          <w:tcPr>
-            <w:tcW w:type="dxa" w:w="4989"/>
-          </w:tcPr>
-          <w:p>
-            <w:r>
-              <w:rPr>
-                <w:sz w:val="18"/>
-              </w:rPr>
-              <w:t>核心结论、结论摘要、错误要求驳回（12项）、清算结论.docx</w:t>
-            </w:r>
-          </w:p>
-        </w:tc>
-      </w:tr>
-    </w:tbl>
+    <w:p>
+      <w:pPr>
+        <w:spacing w:after="80" w:line="324" w:lineRule="auto"/>
+      </w:pPr>
+      <w:r>
+        <w:rPr>
+          <w:b w:val="0"/>
+        </w:rPr>
+        <w:t>01 订单佣金清算.rar</w:t>
+      </w:r>
+    </w:p>
+    <w:p>
+      <w:pPr>
+        <w:spacing w:after="80" w:line="324" w:lineRule="auto"/>
+      </w:pPr>
+      <w:r>
+        <w:rPr>
+          <w:b w:val="0"/>
+        </w:rPr>
+        <w:t>02 人员汇总与异常核查.rar</w:t>
+      </w:r>
+    </w:p>
+    <w:p>
+      <w:pPr>
+        <w:spacing w:after="80" w:line="324" w:lineRule="auto"/>
+      </w:pPr>
+      <w:r>
+        <w:rPr>
+          <w:b w:val="0"/>
+        </w:rPr>
+        <w:t>03 争议裁决.rar</w:t>
+      </w:r>
+    </w:p>
+    <w:p>
+      <w:pPr>
+        <w:spacing w:after="80" w:line="324" w:lineRule="auto"/>
+      </w:pPr>
+      <w:r>
+        <w:rPr>
+          <w:b w:val="0"/>
+        </w:rPr>
+        <w:t>04 渠道返利台账.rar</w:t>
+      </w:r>
+    </w:p>
+    <w:p>
+      <w:pPr>
+        <w:spacing w:after="80" w:line="324" w:lineRule="auto"/>
+      </w:pPr>
+      <w:r>
+        <w:rPr>
+          <w:b w:val="0"/>
+        </w:rPr>
+        <w:t>05 新激励方案.rar</w:t>
+      </w:r>
+    </w:p>
+    <w:p>
+      <w:pPr>
+        <w:spacing w:after="80" w:line="324" w:lineRule="auto"/>
+      </w:pPr>
+      <w:r>
+        <w:rPr>
+          <w:b w:val="0"/>
+        </w:rPr>
+        <w:t>06 模拟测算与敏感性.rar</w:t>
+      </w:r>
+    </w:p>
+    <w:p>
+      <w:pPr>
+        <w:spacing w:after="80" w:line="324" w:lineRule="auto"/>
+      </w:pPr>
+      <w:r>
+        <w:rPr>
+          <w:b w:val="0"/>
+        </w:rPr>
+        <w:t>07 勾稽自检.rar</w:t>
+      </w:r>
+    </w:p>
+    <w:p>
+      <w:pPr>
+        <w:spacing w:after="80" w:line="324" w:lineRule="auto"/>
+      </w:pPr>
+      <w:r>
+        <w:rPr>
+          <w:b w:val="0"/>
+        </w:rPr>
+        <w:t>08 结论与驳回.rar</w:t>
+      </w:r>
+    </w:p>
     <w:p>
       <w:pPr>
         <w:spacing w:before="200" w:after="120"/>

--- a/高经济价值第六期_销售佣金清算/销售佣金清算_v1_附件/销售佣金清算_v1_题目.docx
+++ b/高经济价值第六期_销售佣金清算/销售佣金清算_v1_附件/销售佣金清算_v1_题目.docx
@@ -65,67 +65,13 @@
     </w:p>
     <w:p/>
     <w:p>
+      <w:pPr>
+        <w:pStyle w:val="Title"/>
+      </w:pPr>
       <w:r>
-        <w:rPr>
-          <w:noProof/>
-        </w:rPr>
-        <w:drawing>
-          <wp:inline xmlns:wp="http://schemas.openxmlformats.org/drawingml/2006/wordprocessingDrawing" distT="0" distB="0" distL="0" distR="0">
-            <wp:extent cx="2400000" cy="380000"/>
-            <wp:docPr id="1" name="AILabel"/>
-            <a:graphic xmlns:a="http://schemas.openxmlformats.org/drawingml/2006/main">
-              <a:graphicData uri="http://schemas.microsoft.com/office/word/2010/wordprocessingShape">
-                <wps:wsp xmlns:wps="http://schemas.microsoft.com/office/word/2010/wordprocessingShape">
-                  <wps:cNvSpPr txBox="1"/>
-                  <wps:spPr>
-                    <a:xfrm>
-                      <a:off x="0" y="0"/>
-                      <a:ext cx="2400000" cy="380000"/>
-                    </a:xfrm>
-                    <a:prstGeom prst="rect">
-                      <a:avLst/>
-                    </a:prstGeom>
-                    <a:solidFill>
-                      <a:srgbClr val="000000">
-                        <a:alpha val="50000"/>
-                      </a:srgbClr>
-                    </a:solidFill>
-                    <a:ln w="12700">
-                      <a:solidFill>
-                        <a:srgbClr val="FFFFFF"/>
-                      </a:solidFill>
-                    </a:ln>
-                  </wps:spPr>
-                  <wps:txbx>
-                    <w:txbxContent xmlns:w="http://schemas.openxmlformats.org/wordprocessingml/2006/main">
-                      <w:p>
-                        <w:pPr>
-                          <w:jc w:val="center"/>
-                        </w:pPr>
-                        <w:r>
-                          <w:rPr>
-                            <w:b/>
-                            <w:sz w:val="28"/>
-                            <w:szCs w:val="28"/>
-                            <w:rFonts w:eastAsia="SimSun" w:ascii="Arial" w:hAnsi="Arial"/>
-                            <w:color w:val="FFFFFF"/>
-                          </w:rPr>
-                          <w:t>含 AI 生成</w:t>
-                        </w:r>
-                      </w:p>
-                    </w:txbxContent>
-                  </wps:txbx>
-                  <wps:bodyPr anchor="ctr" anchorCtr="0" lIns="91440" tIns="45720" rIns="91440" bIns="45720">
-                    <a:noAutofit/>
-                  </wps:bodyPr>
-                </wps:wsp>
-              </a:graphicData>
-            </a:graphic>
-          </wp:inline>
-        </w:drawing>
+        <w:t>销售佣金与渠道返利的历史清算及2026年新激励方案设计</w:t>
       </w:r>
     </w:p>
-    <w:p/>
     <w:p>
       <w:pPr>
         <w:spacing w:before="200" w:after="120"/>
@@ -135,7 +81,18 @@
           <w:b/>
           <w:sz w:val="28"/>
         </w:rPr>
-        <w:t>睿联工业设备有限公司销售佣金与渠道返利清算</w:t>
+        <w:t>一、编号</w:t>
+      </w:r>
+    </w:p>
+    <w:p>
+      <w:pPr>
+        <w:spacing w:after="80" w:line="324" w:lineRule="auto"/>
+      </w:pPr>
+      <w:r>
+        <w:rPr>
+          <w:b w:val="0"/>
+        </w:rPr>
+        <w:t>G6-ZX-002（v1）。</w:t>
       </w:r>
     </w:p>
     <w:p>
@@ -145,343 +102,9 @@
       <w:r>
         <w:rPr>
           <w:b/>
-          <w:sz w:val="24"/>
-        </w:rPr>
-        <w:t>题目信息</w:t>
-      </w:r>
-    </w:p>
-    <w:tbl>
-      <w:tblPr>
-        <w:tblStyle w:val="TableGrid"/>
-        <w:tblW w:type="auto" w:w="0"/>
-        <w:jc w:val="center"/>
-        <w:tblLook w:firstColumn="1" w:firstRow="1" w:lastColumn="0" w:lastRow="0" w:noHBand="0" w:noVBand="1" w:val="04A0"/>
-      </w:tblPr>
-      <w:tblGrid>
-        <w:gridCol w:w="4646"/>
-        <w:gridCol w:w="4646"/>
-      </w:tblGrid>
-      <w:tr>
-        <w:tc>
-          <w:tcPr>
-            <w:tcW w:type="dxa" w:w="1814"/>
-          </w:tcPr>
-          <w:p>
-            <w:r>
-              <w:rPr>
-                <w:b/>
-                <w:sz w:val="18"/>
-              </w:rPr>
-              <w:t>字段</w:t>
-            </w:r>
-          </w:p>
-        </w:tc>
-        <w:tc>
-          <w:tcPr>
-            <w:tcW w:type="dxa" w:w="7597"/>
-          </w:tcPr>
-          <w:p>
-            <w:r>
-              <w:rPr>
-                <w:b/>
-                <w:sz w:val="18"/>
-              </w:rPr>
-              <w:t>内容</w:t>
-            </w:r>
-          </w:p>
-        </w:tc>
-      </w:tr>
-      <w:tr>
-        <w:tc>
-          <w:tcPr>
-            <w:tcW w:type="dxa" w:w="1814"/>
-          </w:tcPr>
-          <w:p>
-            <w:r>
-              <w:rPr>
-                <w:sz w:val="18"/>
-              </w:rPr>
-              <w:t>题目编号</w:t>
-            </w:r>
-          </w:p>
-        </w:tc>
-        <w:tc>
-          <w:tcPr>
-            <w:tcW w:type="dxa" w:w="7597"/>
-          </w:tcPr>
-          <w:p>
-            <w:r>
-              <w:rPr>
-                <w:sz w:val="18"/>
-              </w:rPr>
-              <w:t>G6-ZX-002（v1）</w:t>
-            </w:r>
-          </w:p>
-        </w:tc>
-      </w:tr>
-      <w:tr>
-        <w:tc>
-          <w:tcPr>
-            <w:tcW w:type="dxa" w:w="1814"/>
-          </w:tcPr>
-          <w:p>
-            <w:r>
-              <w:rPr>
-                <w:sz w:val="18"/>
-              </w:rPr>
-              <w:t>题目名称</w:t>
-            </w:r>
-          </w:p>
-        </w:tc>
-        <w:tc>
-          <w:tcPr>
-            <w:tcW w:type="dxa" w:w="7597"/>
-          </w:tcPr>
-          <w:p>
-            <w:r>
-              <w:rPr>
-                <w:sz w:val="18"/>
-              </w:rPr>
-              <w:t>销售佣金与渠道返利的历史清算及2026年新激励方案设计</w:t>
-            </w:r>
-          </w:p>
-        </w:tc>
-      </w:tr>
-      <w:tr>
-        <w:tc>
-          <w:tcPr>
-            <w:tcW w:type="dxa" w:w="1814"/>
-          </w:tcPr>
-          <w:p>
-            <w:r>
-              <w:rPr>
-                <w:sz w:val="18"/>
-              </w:rPr>
-              <w:t>一级行业</w:t>
-            </w:r>
-          </w:p>
-        </w:tc>
-        <w:tc>
-          <w:tcPr>
-            <w:tcW w:type="dxa" w:w="7597"/>
-          </w:tcPr>
-          <w:p>
-            <w:r>
-              <w:rPr>
-                <w:sz w:val="18"/>
-              </w:rPr>
-              <w:t>专业咨询服务</w:t>
-            </w:r>
-          </w:p>
-        </w:tc>
-      </w:tr>
-      <w:tr>
-        <w:tc>
-          <w:tcPr>
-            <w:tcW w:type="dxa" w:w="1814"/>
-          </w:tcPr>
-          <w:p>
-            <w:r>
-              <w:rPr>
-                <w:sz w:val="18"/>
-              </w:rPr>
-              <w:t>二级行业</w:t>
-            </w:r>
-          </w:p>
-        </w:tc>
-        <w:tc>
-          <w:tcPr>
-            <w:tcW w:type="dxa" w:w="7597"/>
-          </w:tcPr>
-          <w:p>
-            <w:r>
-              <w:rPr>
-                <w:sz w:val="18"/>
-              </w:rPr>
-              <w:t>战略、管理与运营咨询</w:t>
-            </w:r>
-          </w:p>
-        </w:tc>
-      </w:tr>
-      <w:tr>
-        <w:tc>
-          <w:tcPr>
-            <w:tcW w:type="dxa" w:w="1814"/>
-          </w:tcPr>
-          <w:p>
-            <w:r>
-              <w:rPr>
-                <w:sz w:val="18"/>
-              </w:rPr>
-              <w:t>委托角色</w:t>
-            </w:r>
-          </w:p>
-        </w:tc>
-        <w:tc>
-          <w:tcPr>
-            <w:tcW w:type="dxa" w:w="7597"/>
-          </w:tcPr>
-          <w:p>
-            <w:r>
-              <w:rPr>
-                <w:sz w:val="18"/>
-              </w:rPr>
-              <w:t>董事会审计委员会委托的外部薪酬与销售运营顾问</w:t>
-            </w:r>
-          </w:p>
-        </w:tc>
-      </w:tr>
-      <w:tr>
-        <w:tc>
-          <w:tcPr>
-            <w:tcW w:type="dxa" w:w="1814"/>
-          </w:tcPr>
-          <w:p>
-            <w:r>
-              <w:rPr>
-                <w:sz w:val="18"/>
-              </w:rPr>
-              <w:t>数据期间</w:t>
-            </w:r>
-          </w:p>
-        </w:tc>
-        <w:tc>
-          <w:tcPr>
-            <w:tcW w:type="dxa" w:w="7597"/>
-          </w:tcPr>
-          <w:p>
-            <w:r>
-              <w:rPr>
-                <w:sz w:val="18"/>
-              </w:rPr>
-              <w:t>2022年1月1日至2025年8月31日；清算基准日2025年9月1日</w:t>
-            </w:r>
-          </w:p>
-        </w:tc>
-      </w:tr>
-      <w:tr>
-        <w:tc>
-          <w:tcPr>
-            <w:tcW w:type="dxa" w:w="1814"/>
-          </w:tcPr>
-          <w:p>
-            <w:r>
-              <w:rPr>
-                <w:sz w:val="18"/>
-              </w:rPr>
-              <w:t>数据规模</w:t>
-            </w:r>
-          </w:p>
-        </w:tc>
-        <w:tc>
-          <w:tcPr>
-            <w:tcW w:type="dxa" w:w="7597"/>
-          </w:tcPr>
-          <w:p>
-            <w:r>
-              <w:rPr>
-                <w:sz w:val="18"/>
-              </w:rPr>
-              <w:t>8个输入包、23张原始表、约3300行明细；720个有效订单、120名销售、40家渠道、60件争议</w:t>
-            </w:r>
-          </w:p>
-        </w:tc>
-      </w:tr>
-      <w:tr>
-        <w:tc>
-          <w:tcPr>
-            <w:tcW w:type="dxa" w:w="1814"/>
-          </w:tcPr>
-          <w:p>
-            <w:r>
-              <w:rPr>
-                <w:sz w:val="18"/>
-              </w:rPr>
-              <w:t>交付形式</w:t>
-            </w:r>
-          </w:p>
-        </w:tc>
-        <w:tc>
-          <w:tcPr>
-            <w:tcW w:type="dxa" w:w="7597"/>
-          </w:tcPr>
-          <w:p>
-            <w:r>
-              <w:rPr>
-                <w:sz w:val="18"/>
-              </w:rPr>
-              <w:t>8个答案包（.rar），包名固定，不得合并或增删</w:t>
-            </w:r>
-          </w:p>
-        </w:tc>
-      </w:tr>
-      <w:tr>
-        <w:tc>
-          <w:tcPr>
-            <w:tcW w:type="dxa" w:w="1814"/>
-          </w:tcPr>
-          <w:p>
-            <w:r>
-              <w:rPr>
-                <w:sz w:val="18"/>
-              </w:rPr>
-              <w:t>难度目标</w:t>
-            </w:r>
-          </w:p>
-        </w:tc>
-        <w:tc>
-          <w:tcPr>
-            <w:tcW w:type="dxa" w:w="7597"/>
-          </w:tcPr>
-          <w:p>
-            <w:r>
-              <w:rPr>
-                <w:sz w:val="18"/>
-              </w:rPr>
-              <w:t>SOTA模型得分率低于50%；单人执行不少于50步或40分钟</w:t>
-            </w:r>
-          </w:p>
-        </w:tc>
-      </w:tr>
-      <w:tr>
-        <w:tc>
-          <w:tcPr>
-            <w:tcW w:type="dxa" w:w="1814"/>
-          </w:tcPr>
-          <w:p>
-            <w:r>
-              <w:rPr>
-                <w:sz w:val="18"/>
-              </w:rPr>
-              <w:t>结论要求</w:t>
-            </w:r>
-          </w:p>
-        </w:tc>
-        <w:tc>
-          <w:tcPr>
-            <w:tcW w:type="dxa" w:w="7597"/>
-          </w:tcPr>
-          <w:p>
-            <w:r>
-              <w:rPr>
-                <w:sz w:val="18"/>
-              </w:rPr>
-              <w:t>标准答案须给出一句话核心结论，并能由明细与勾稽表逐项回溯</w:t>
-            </w:r>
-          </w:p>
-        </w:tc>
-      </w:tr>
-    </w:tbl>
-    <w:p>
-      <w:pPr>
-        <w:spacing w:before="200" w:after="120"/>
-      </w:pPr>
-      <w:r>
-        <w:rPr>
-          <w:b/>
           <w:sz w:val="28"/>
         </w:rPr>
-        <w:t>一、任务背景</w:t>
+        <w:t>二、任务背景</w:t>
       </w:r>
     </w:p>
     <w:p>
@@ -493,7 +116,7 @@
         <w:rPr>
           <w:b w:val="0"/>
         </w:rPr>
-        <w:t>睿联工业设备有限公司（虚构）是一家工业泵阀制造企业，销售采用直销与渠道并行模式。2025年7月，公司发现历史佣金发放与渠道返利长期依赖手工台账，销售人员对金额争议集中爆发。你受董事会审计委员会委托，作为外部薪酬与销售运营顾问，对2022年1月1日至2025年8月31日的销售佣金、渠道返利进行全量清算，并设计2026年激励方案。</w:t>
+        <w:t>睿联工业设备有限公司是一家工业泵阀制造企业，销售采用直销与渠道并行模式。2025年7月，公司发现历史佣金发放与渠道返利长期依赖手工台账，销售人员对金额争议集中爆发。现受董事会审计委员会委托，以外部薪酬与销售运营顾问身份，对2022年1月1日至2025年8月31日的销售佣金和渠道返利进行全量清算，并设计2026年激励方案。</w:t>
       </w:r>
     </w:p>
     <w:p>
@@ -505,7 +128,7 @@
         <w:rPr>
           <w:b w:val="0"/>
         </w:rPr>
-        <w:t>数据截止日为2025年8月31日，清算基准日为2025年9月1日。所有结论须可回溯到附件逐条记录，不得只给汇总数；凡涉及“剔除、挂账、追回、留存、不结”的记录，必须逐条说明触发条件与条款依据。</w:t>
+        <w:t>数据截止日为2025年8月31日，清算基准日为2025年9月1日。所有结论须可回溯到附件逐条记录，不得只给汇总数。凡涉及剔除、挂账、追回、留存、不结的记录，必须逐条说明触发条件与条款依据。</w:t>
       </w:r>
     </w:p>
     <w:p>
@@ -517,823 +140,7 @@
           <w:b/>
           <w:sz w:val="28"/>
         </w:rPr>
-        <w:t>二、任务分解</w:t>
-      </w:r>
-    </w:p>
-    <w:p>
-      <w:pPr>
-        <w:spacing w:after="80" w:line="324" w:lineRule="auto"/>
-      </w:pPr>
-      <w:r>
-        <w:rPr>
-          <w:b w:val="0"/>
-        </w:rPr>
-        <w:t>本项委托分为六条工作线，交付物按工作线编号对应，不得合并或省略：</w:t>
-      </w:r>
-    </w:p>
-    <w:tbl>
-      <w:tblPr>
-        <w:tblStyle w:val="TableGrid"/>
-        <w:tblW w:type="auto" w:w="0"/>
-        <w:jc w:val="center"/>
-        <w:tblLook w:firstColumn="1" w:firstRow="1" w:lastColumn="0" w:lastRow="0" w:noHBand="0" w:noVBand="1" w:val="04A0"/>
-      </w:tblPr>
-      <w:tblGrid>
-        <w:gridCol w:w="2323"/>
-        <w:gridCol w:w="2323"/>
-        <w:gridCol w:w="2323"/>
-        <w:gridCol w:w="2323"/>
-      </w:tblGrid>
-      <w:tr>
-        <w:tc>
-          <w:tcPr>
-            <w:tcW w:type="dxa" w:w="1814"/>
-          </w:tcPr>
-          <w:p>
-            <w:r>
-              <w:rPr>
-                <w:b/>
-                <w:sz w:val="18"/>
-              </w:rPr>
-              <w:t>工作线</w:t>
-            </w:r>
-          </w:p>
-        </w:tc>
-        <w:tc>
-          <w:tcPr>
-            <w:tcW w:type="dxa" w:w="3402"/>
-          </w:tcPr>
-          <w:p>
-            <w:r>
-              <w:rPr>
-                <w:b/>
-                <w:sz w:val="18"/>
-              </w:rPr>
-              <w:t>工作内容</w:t>
-            </w:r>
-          </w:p>
-        </w:tc>
-        <w:tc>
-          <w:tcPr>
-            <w:tcW w:type="dxa" w:w="2948"/>
-          </w:tcPr>
-          <w:p>
-            <w:r>
-              <w:rPr>
-                <w:b/>
-                <w:sz w:val="18"/>
-              </w:rPr>
-              <w:t>关键判断</w:t>
-            </w:r>
-          </w:p>
-        </w:tc>
-        <w:tc>
-          <w:tcPr>
-            <w:tcW w:type="dxa" w:w="1587"/>
-          </w:tcPr>
-          <w:p>
-            <w:r>
-              <w:rPr>
-                <w:b/>
-                <w:sz w:val="18"/>
-              </w:rPr>
-              <w:t>对应交付包</w:t>
-            </w:r>
-          </w:p>
-        </w:tc>
-      </w:tr>
-      <w:tr>
-        <w:tc>
-          <w:tcPr>
-            <w:tcW w:type="dxa" w:w="1814"/>
-          </w:tcPr>
-          <w:p>
-            <w:r>
-              <w:rPr>
-                <w:sz w:val="18"/>
-              </w:rPr>
-              <w:t>A 口径与数据治理</w:t>
-            </w:r>
-          </w:p>
-        </w:tc>
-        <w:tc>
-          <w:tcPr>
-            <w:tcW w:type="dxa" w:w="3402"/>
-          </w:tcPr>
-          <w:p>
-            <w:r>
-              <w:rPr>
-                <w:sz w:val="18"/>
-              </w:rPr>
-              <w:t>去重订单、统一含税与不含税口径、确定政策版本归属</w:t>
-            </w:r>
-          </w:p>
-        </w:tc>
-        <w:tc>
-          <w:tcPr>
-            <w:tcW w:type="dxa" w:w="2948"/>
-          </w:tcPr>
-          <w:p>
-            <w:r>
-              <w:rPr>
-                <w:sz w:val="18"/>
-              </w:rPr>
-              <w:t>以首次导入为准；按发货日期归属；讨论稿无效</w:t>
-            </w:r>
-          </w:p>
-        </w:tc>
-        <w:tc>
-          <w:tcPr>
-            <w:tcW w:type="dxa" w:w="1587"/>
-          </w:tcPr>
-          <w:p>
-            <w:r>
-              <w:rPr>
-                <w:sz w:val="18"/>
-              </w:rPr>
-              <w:t>包01、包02、包07</w:t>
-            </w:r>
-          </w:p>
-        </w:tc>
-      </w:tr>
-      <w:tr>
-        <w:tc>
-          <w:tcPr>
-            <w:tcW w:type="dxa" w:w="1814"/>
-          </w:tcPr>
-          <w:p>
-            <w:r>
-              <w:rPr>
-                <w:sz w:val="18"/>
-              </w:rPr>
-              <w:t>B 历史佣金清算</w:t>
-            </w:r>
-          </w:p>
-        </w:tc>
-        <w:tc>
-          <w:tcPr>
-            <w:tcW w:type="dxa" w:w="3402"/>
-          </w:tcPr>
-          <w:p>
-            <w:r>
-              <w:rPr>
-                <w:sz w:val="18"/>
-              </w:rPr>
-              <w:t>V1/V2/V3逐单计提，处理退货、坏账、离职、封顶、合作单拆分</w:t>
-            </w:r>
-          </w:p>
-        </w:tc>
-        <w:tc>
-          <w:tcPr>
-            <w:tcW w:type="dxa" w:w="2948"/>
-          </w:tcPr>
-          <w:p>
-            <w:r>
-              <w:rPr>
-                <w:sz w:val="18"/>
-              </w:rPr>
-              <w:t>回款率90%门槛；500万元超额段；净回款除税1.13</w:t>
-            </w:r>
-          </w:p>
-        </w:tc>
-        <w:tc>
-          <w:tcPr>
-            <w:tcW w:type="dxa" w:w="1587"/>
-          </w:tcPr>
-          <w:p>
-            <w:r>
-              <w:rPr>
-                <w:sz w:val="18"/>
-              </w:rPr>
-              <w:t>包01、包02</w:t>
-            </w:r>
-          </w:p>
-        </w:tc>
-      </w:tr>
-      <w:tr>
-        <w:tc>
-          <w:tcPr>
-            <w:tcW w:type="dxa" w:w="1814"/>
-          </w:tcPr>
-          <w:p>
-            <w:r>
-              <w:rPr>
-                <w:sz w:val="18"/>
-              </w:rPr>
-              <w:t>C 已发差额与合规</w:t>
-            </w:r>
-          </w:p>
-        </w:tc>
-        <w:tc>
-          <w:tcPr>
-            <w:tcW w:type="dxa" w:w="3402"/>
-          </w:tcPr>
-          <w:p>
-            <w:r>
-              <w:rPr>
-                <w:sz w:val="18"/>
-              </w:rPr>
-              <w:t>已发台账与应发逐人比对，识别异常预发，裁决60件争议，驳回12项错误要求</w:t>
-            </w:r>
-          </w:p>
-        </w:tc>
-        <w:tc>
-          <w:tcPr>
-            <w:tcW w:type="dxa" w:w="2948"/>
-          </w:tcPr>
-          <w:p>
-            <w:r>
-              <w:rPr>
-                <w:sz w:val="18"/>
-              </w:rPr>
-              <w:t>已发不作应发；13条异常单列；逐条给条款</w:t>
-            </w:r>
-          </w:p>
-        </w:tc>
-        <w:tc>
-          <w:tcPr>
-            <w:tcW w:type="dxa" w:w="1587"/>
-          </w:tcPr>
-          <w:p>
-            <w:r>
-              <w:rPr>
-                <w:sz w:val="18"/>
-              </w:rPr>
-              <w:t>包02、包03、包08</w:t>
-            </w:r>
-          </w:p>
-        </w:tc>
-      </w:tr>
-      <w:tr>
-        <w:tc>
-          <w:tcPr>
-            <w:tcW w:type="dxa" w:w="1814"/>
-          </w:tcPr>
-          <w:p>
-            <w:r>
-              <w:rPr>
-                <w:sz w:val="18"/>
-              </w:rPr>
-              <w:t>D 渠道返利清算</w:t>
-            </w:r>
-          </w:p>
-        </w:tc>
-        <w:tc>
-          <w:tcPr>
-            <w:tcW w:type="dxa" w:w="3402"/>
-          </w:tcPr>
-          <w:p>
-            <w:r>
-              <w:rPr>
-                <w:sz w:val="18"/>
-              </w:rPr>
-              <w:t>按渠道×年度套阶梯并与保底孰高，扣除已付</w:t>
-            </w:r>
-          </w:p>
-        </w:tc>
-        <w:tc>
-          <w:tcPr>
-            <w:tcW w:type="dxa" w:w="2948"/>
-          </w:tcPr>
-          <w:p>
-            <w:r>
-              <w:rPr>
-                <w:sz w:val="18"/>
-              </w:rPr>
-              <w:t>2025年度不结；返利与佣金不重复</w:t>
-            </w:r>
-          </w:p>
-        </w:tc>
-        <w:tc>
-          <w:tcPr>
-            <w:tcW w:type="dxa" w:w="1587"/>
-          </w:tcPr>
-          <w:p>
-            <w:r>
-              <w:rPr>
-                <w:sz w:val="18"/>
-              </w:rPr>
-              <w:t>包04</w:t>
-            </w:r>
-          </w:p>
-        </w:tc>
-      </w:tr>
-      <w:tr>
-        <w:tc>
-          <w:tcPr>
-            <w:tcW w:type="dxa" w:w="1814"/>
-          </w:tcPr>
-          <w:p>
-            <w:r>
-              <w:rPr>
-                <w:sz w:val="18"/>
-              </w:rPr>
-              <w:t>E 新方案与回测</w:t>
-            </w:r>
-          </w:p>
-        </w:tc>
-        <w:tc>
-          <w:tcPr>
-            <w:tcW w:type="dxa" w:w="3402"/>
-          </w:tcPr>
-          <w:p>
-            <w:r>
-              <w:rPr>
-                <w:sz w:val="18"/>
-              </w:rPr>
-              <w:t>设计2026年参数，用2024年全年订单回测，做9组敏感性</w:t>
-            </w:r>
-          </w:p>
-        </w:tc>
-        <w:tc>
-          <w:tcPr>
-            <w:tcW w:type="dxa" w:w="2948"/>
-          </w:tcPr>
-          <w:p>
-            <w:r>
-              <w:rPr>
-                <w:sz w:val="18"/>
-              </w:rPr>
-              <w:t>成本增幅≤15%；逐人重算</w:t>
-            </w:r>
-          </w:p>
-        </w:tc>
-        <w:tc>
-          <w:tcPr>
-            <w:tcW w:type="dxa" w:w="1587"/>
-          </w:tcPr>
-          <w:p>
-            <w:r>
-              <w:rPr>
-                <w:sz w:val="18"/>
-              </w:rPr>
-              <w:t>包05、包06</w:t>
-            </w:r>
-          </w:p>
-        </w:tc>
-      </w:tr>
-      <w:tr>
-        <w:tc>
-          <w:tcPr>
-            <w:tcW w:type="dxa" w:w="1814"/>
-          </w:tcPr>
-          <w:p>
-            <w:r>
-              <w:rPr>
-                <w:sz w:val="18"/>
-              </w:rPr>
-              <w:t>F 勾稽与结论</w:t>
-            </w:r>
-          </w:p>
-        </w:tc>
-        <w:tc>
-          <w:tcPr>
-            <w:tcW w:type="dxa" w:w="3402"/>
-          </w:tcPr>
-          <w:p>
-            <w:r>
-              <w:rPr>
-                <w:sz w:val="18"/>
-              </w:rPr>
-              <w:t>24项勾稽、核心结论、清算说明</w:t>
-            </w:r>
-          </w:p>
-        </w:tc>
-        <w:tc>
-          <w:tcPr>
-            <w:tcW w:type="dxa" w:w="2948"/>
-          </w:tcPr>
-          <w:p>
-            <w:r>
-              <w:rPr>
-                <w:sz w:val="18"/>
-              </w:rPr>
-              <w:t>全部闭合后方可出结论</w:t>
-            </w:r>
-          </w:p>
-        </w:tc>
-        <w:tc>
-          <w:tcPr>
-            <w:tcW w:type="dxa" w:w="1587"/>
-          </w:tcPr>
-          <w:p>
-            <w:r>
-              <w:rPr>
-                <w:sz w:val="18"/>
-              </w:rPr>
-              <w:t>包07、包08</w:t>
-            </w:r>
-          </w:p>
-        </w:tc>
-      </w:tr>
-    </w:tbl>
-    <w:p>
-      <w:pPr>
-        <w:spacing w:before="200" w:after="120"/>
-      </w:pPr>
-      <w:r>
-        <w:rPr>
-          <w:b/>
-          <w:sz w:val="28"/>
-        </w:rPr>
-        <w:t>三、输入附件</w:t>
-      </w:r>
-    </w:p>
-    <w:tbl>
-      <w:tblPr>
-        <w:tblStyle w:val="TableGrid"/>
-        <w:tblW w:type="auto" w:w="0"/>
-        <w:jc w:val="center"/>
-        <w:tblLook w:firstColumn="1" w:firstRow="1" w:lastColumn="0" w:lastRow="0" w:noHBand="0" w:noVBand="1" w:val="04A0"/>
-      </w:tblPr>
-      <w:tblGrid>
-        <w:gridCol w:w="3097"/>
-        <w:gridCol w:w="3097"/>
-        <w:gridCol w:w="3097"/>
-      </w:tblGrid>
-      <w:tr>
-        <w:tc>
-          <w:tcPr>
-            <w:tcW w:type="dxa" w:w="2608"/>
-          </w:tcPr>
-          <w:p>
-            <w:r>
-              <w:rPr>
-                <w:b/>
-                <w:sz w:val="18"/>
-              </w:rPr>
-              <w:t>包名</w:t>
-            </w:r>
-          </w:p>
-        </w:tc>
-        <w:tc>
-          <w:tcPr>
-            <w:tcW w:type="dxa" w:w="3628"/>
-          </w:tcPr>
-          <w:p>
-            <w:r>
-              <w:rPr>
-                <w:b/>
-                <w:sz w:val="18"/>
-              </w:rPr>
-              <w:t>文件</w:t>
-            </w:r>
-          </w:p>
-        </w:tc>
-        <w:tc>
-          <w:tcPr>
-            <w:tcW w:type="dxa" w:w="2948"/>
-          </w:tcPr>
-          <w:p>
-            <w:r>
-              <w:rPr>
-                <w:b/>
-                <w:sz w:val="18"/>
-              </w:rPr>
-              <w:t>内容要点</w:t>
-            </w:r>
-          </w:p>
-        </w:tc>
-      </w:tr>
-      <w:tr>
-        <w:tc>
-          <w:tcPr>
-            <w:tcW w:type="dxa" w:w="2608"/>
-          </w:tcPr>
-          <w:p>
-            <w:r>
-              <w:rPr>
-                <w:sz w:val="18"/>
-              </w:rPr>
-              <w:t>01组织与人员薪酬.rar</w:t>
-            </w:r>
-          </w:p>
-        </w:tc>
-        <w:tc>
-          <w:tcPr>
-            <w:tcW w:type="dxa" w:w="3628"/>
-          </w:tcPr>
-          <w:p>
-            <w:r>
-              <w:rPr>
-                <w:sz w:val="18"/>
-              </w:rPr>
-              <w:t>销售花名册、团队目标与薪酬、区域划分</w:t>
-            </w:r>
-          </w:p>
-        </w:tc>
-        <w:tc>
-          <w:tcPr>
-            <w:tcW w:type="dxa" w:w="2948"/>
-          </w:tcPr>
-          <w:p>
-            <w:r>
-              <w:rPr>
-                <w:sz w:val="18"/>
-              </w:rPr>
-              <w:t>120名销售、6个团队、入职离职与月度目标</w:t>
-            </w:r>
-          </w:p>
-        </w:tc>
-      </w:tr>
-      <w:tr>
-        <w:tc>
-          <w:tcPr>
-            <w:tcW w:type="dxa" w:w="2608"/>
-          </w:tcPr>
-          <w:p>
-            <w:r>
-              <w:rPr>
-                <w:sz w:val="18"/>
-              </w:rPr>
-              <w:t>02订单主表.rar</w:t>
-            </w:r>
-          </w:p>
-        </w:tc>
-        <w:tc>
-          <w:tcPr>
-            <w:tcW w:type="dxa" w:w="3628"/>
-          </w:tcPr>
-          <w:p>
-            <w:r>
-              <w:rPr>
-                <w:sz w:val="18"/>
-              </w:rPr>
-              <w:t>订单主表</w:t>
-            </w:r>
-          </w:p>
-        </w:tc>
-        <w:tc>
-          <w:tcPr>
-            <w:tcW w:type="dxa" w:w="2948"/>
-          </w:tcPr>
-          <w:p>
-            <w:r>
-              <w:rPr>
-                <w:sz w:val="18"/>
-              </w:rPr>
-              <w:t>732行订单（含12条重复导入）</w:t>
-            </w:r>
-          </w:p>
-        </w:tc>
-      </w:tr>
-      <w:tr>
-        <w:tc>
-          <w:tcPr>
-            <w:tcW w:type="dxa" w:w="2608"/>
-          </w:tcPr>
-          <w:p>
-            <w:r>
-              <w:rPr>
-                <w:sz w:val="18"/>
-              </w:rPr>
-              <w:t>03回款退货与坏账.rar</w:t>
-            </w:r>
-          </w:p>
-        </w:tc>
-        <w:tc>
-          <w:tcPr>
-            <w:tcW w:type="dxa" w:w="3628"/>
-          </w:tcPr>
-          <w:p>
-            <w:r>
-              <w:rPr>
-                <w:sz w:val="18"/>
-              </w:rPr>
-              <w:t>回款流水、退货记录、坏账核销</w:t>
-            </w:r>
-          </w:p>
-        </w:tc>
-        <w:tc>
-          <w:tcPr>
-            <w:tcW w:type="dxa" w:w="2948"/>
-          </w:tcPr>
-          <w:p>
-            <w:r>
-              <w:rPr>
-                <w:sz w:val="18"/>
-              </w:rPr>
-              <w:t>1327笔回款、70笔退货、49笔坏账</w:t>
-            </w:r>
-          </w:p>
-        </w:tc>
-      </w:tr>
-      <w:tr>
-        <w:tc>
-          <w:tcPr>
-            <w:tcW w:type="dxa" w:w="2608"/>
-          </w:tcPr>
-          <w:p>
-            <w:r>
-              <w:rPr>
-                <w:sz w:val="18"/>
-              </w:rPr>
-              <w:t>04佣金政策三版.rar</w:t>
-            </w:r>
-          </w:p>
-        </w:tc>
-        <w:tc>
-          <w:tcPr>
-            <w:tcW w:type="dxa" w:w="3628"/>
-          </w:tcPr>
-          <w:p>
-            <w:r>
-              <w:rPr>
-                <w:sz w:val="18"/>
-              </w:rPr>
-              <w:t>佣金政策V1、V2、V3</w:t>
-            </w:r>
-          </w:p>
-        </w:tc>
-        <w:tc>
-          <w:tcPr>
-            <w:tcW w:type="dxa" w:w="2948"/>
-          </w:tcPr>
-          <w:p>
-            <w:r>
-              <w:rPr>
-                <w:sz w:val="18"/>
-              </w:rPr>
-              <w:t>三版条款、基数、费率、封顶与离职规则</w:t>
-            </w:r>
-          </w:p>
-        </w:tc>
-      </w:tr>
-      <w:tr>
-        <w:tc>
-          <w:tcPr>
-            <w:tcW w:type="dxa" w:w="2608"/>
-          </w:tcPr>
-          <w:p>
-            <w:r>
-              <w:rPr>
-                <w:sz w:val="18"/>
-              </w:rPr>
-              <w:t>05政策发文与会议纪要.rar</w:t>
-            </w:r>
-          </w:p>
-        </w:tc>
-        <w:tc>
-          <w:tcPr>
-            <w:tcW w:type="dxa" w:w="3628"/>
-          </w:tcPr>
-          <w:p>
-            <w:r>
-              <w:rPr>
-                <w:sz w:val="18"/>
-              </w:rPr>
-              <w:t>政策变更通知、经营会会议纪要</w:t>
-            </w:r>
-          </w:p>
-        </w:tc>
-        <w:tc>
-          <w:tcPr>
-            <w:tcW w:type="dxa" w:w="2948"/>
-          </w:tcPr>
-          <w:p>
-            <w:r>
-              <w:rPr>
-                <w:sz w:val="18"/>
-              </w:rPr>
-              <w:t>3份正式发文、5次会议记录（含1份讨论稿）</w:t>
-            </w:r>
-          </w:p>
-        </w:tc>
-      </w:tr>
-      <w:tr>
-        <w:tc>
-          <w:tcPr>
-            <w:tcW w:type="dxa" w:w="2608"/>
-          </w:tcPr>
-          <w:p>
-            <w:r>
-              <w:rPr>
-                <w:sz w:val="18"/>
-              </w:rPr>
-              <w:t>06渠道协议与返利.rar</w:t>
-            </w:r>
-          </w:p>
-        </w:tc>
-        <w:tc>
-          <w:tcPr>
-            <w:tcW w:type="dxa" w:w="3628"/>
-          </w:tcPr>
-          <w:p>
-            <w:r>
-              <w:rPr>
-                <w:sz w:val="18"/>
-              </w:rPr>
-              <w:t>渠道商清单、返利阶梯、协议摘要、渠道订单明细、返利已付台账</w:t>
-            </w:r>
-          </w:p>
-        </w:tc>
-        <w:tc>
-          <w:tcPr>
-            <w:tcW w:type="dxa" w:w="2948"/>
-          </w:tcPr>
-          <w:p>
-            <w:r>
-              <w:rPr>
-                <w:sz w:val="18"/>
-              </w:rPr>
-              <w:t>40家渠道、189个渠道订单、5家保底条款</w:t>
-            </w:r>
-          </w:p>
-        </w:tc>
-      </w:tr>
-      <w:tr>
-        <w:tc>
-          <w:tcPr>
-            <w:tcW w:type="dxa" w:w="2608"/>
-          </w:tcPr>
-          <w:p>
-            <w:r>
-              <w:rPr>
-                <w:sz w:val="18"/>
-              </w:rPr>
-              <w:t>07争议与申诉.rar</w:t>
-            </w:r>
-          </w:p>
-        </w:tc>
-        <w:tc>
-          <w:tcPr>
-            <w:tcW w:type="dxa" w:w="3628"/>
-          </w:tcPr>
-          <w:p>
-            <w:r>
-              <w:rPr>
-                <w:sz w:val="18"/>
-              </w:rPr>
-              <w:t>佣金争议台账、申诉沟通记录</w:t>
-            </w:r>
-          </w:p>
-        </w:tc>
-        <w:tc>
-          <w:tcPr>
-            <w:tcW w:type="dxa" w:w="2948"/>
-          </w:tcPr>
-          <w:p>
-            <w:r>
-              <w:rPr>
-                <w:sz w:val="18"/>
-              </w:rPr>
-              <w:t>60件争议及申诉理由</w:t>
-            </w:r>
-          </w:p>
-        </w:tc>
-      </w:tr>
-      <w:tr>
-        <w:tc>
-          <w:tcPr>
-            <w:tcW w:type="dxa" w:w="2608"/>
-          </w:tcPr>
-          <w:p>
-            <w:r>
-              <w:rPr>
-                <w:sz w:val="18"/>
-              </w:rPr>
-              <w:t>08财务口径与管理要求.rar</w:t>
-            </w:r>
-          </w:p>
-        </w:tc>
-        <w:tc>
-          <w:tcPr>
-            <w:tcW w:type="dxa" w:w="3628"/>
-          </w:tcPr>
-          <w:p>
-            <w:r>
-              <w:rPr>
-                <w:sz w:val="18"/>
-              </w:rPr>
-              <w:t>财务确认规则、税务与换算口径、佣金已发台账、管理层要求</w:t>
-            </w:r>
-          </w:p>
-        </w:tc>
-        <w:tc>
-          <w:tcPr>
-            <w:tcW w:type="dxa" w:w="2948"/>
-          </w:tcPr>
-          <w:p>
-            <w:r>
-              <w:rPr>
-                <w:sz w:val="18"/>
-              </w:rPr>
-              <w:t>10条口径规则、480条已发记录、12项要求</w:t>
-            </w:r>
-          </w:p>
-        </w:tc>
-      </w:tr>
-    </w:tbl>
-    <w:p>
-      <w:pPr>
-        <w:spacing w:before="200" w:after="120"/>
-      </w:pPr>
-      <w:r>
-        <w:rPr>
-          <w:b/>
-          <w:sz w:val="28"/>
-        </w:rPr>
-        <w:t>四、制度与判断规则</w:t>
+        <w:t>三、任务分解</w:t>
       </w:r>
     </w:p>
     <w:p>
@@ -1345,7 +152,7 @@
         <w:rPr>
           <w:b w:val="0"/>
         </w:rPr>
-        <w:t>V1（2022年发货订单）：含税发货额扣退货为基数，标准3%、新客户首单4%，累计回款率≥90%方可发放，月度封顶10倍月基本工资。</w:t>
+        <w:t>本项委托按八轮执行，每轮只完成一个任务，并只提交当轮对应交付包。上一轮自检通过后，方可进入下一轮；未完成或自检不通过，不得进入下一轮，也不得提前输出后续轮次结果。</w:t>
       </w:r>
     </w:p>
     <w:p>
@@ -1357,7 +164,7 @@
         <w:rPr>
           <w:b w:val="0"/>
         </w:rPr>
-        <w:t>V2（2023年发货订单）：含税回款扣退款为基数，3.5%，单笔累计回款超500万元部分5%，无封顶。</w:t>
+        <w:t>第1轮为订单佣金清算。完成订单去重、政策版本归属、含税与不含税换算，按V1、V2、V3逐单计提，处理退货、坏账、离职、封顶和合作单拆分。本轮只输出01订单佣金清算.rar。本轮自检要求全部720个有效订单均有清算结论，V1、V2、V3订单数分别为168、197、355单，12条重复导入行已逐条留痕。</w:t>
       </w:r>
     </w:p>
     <w:p>
@@ -1369,7 +176,7 @@
         <w:rPr>
           <w:b w:val="0"/>
         </w:rPr>
-        <w:t>V3（2024年1月1日至2025年8月31日发货订单）：不含税净回款为基数，直销3%、渠道单1.5%，个人80%、团队池20%，合作单7:3，月度封顶12倍月基本工资，新人前3个月保底8000元。</w:t>
+        <w:t>第2轮为人员汇总与异常核查。逐人汇总V1、V2、V3应发，叠加新人保底，并与已发台账比对，识别异常预发。本轮只输出02人员汇总与异常核查.rar。本轮自检要求120名销售均有应发、已发和差额，13条异常预发记录均单列。</w:t>
       </w:r>
     </w:p>
     <w:p>
@@ -1381,128 +188,67 @@
         <w:rPr>
           <w:b w:val="0"/>
         </w:rPr>
-        <w:t>渠道返利：按年度含税进货额（发货额扣退货）套阶梯2%-5%，有保底条款的按阶梯与保底孰高；次年1月结算。</w:t>
+        <w:t>第3轮为争议裁决。对60件佣金争议逐单裁决，并写明依据条款。本轮只输出03争议裁决.rar。本轮自检要求60件争议均有裁决，支持、部分支持和不支持三类数量闭合。</w:t>
       </w:r>
     </w:p>
     <w:p>
       <w:pPr>
         <w:spacing w:after="80" w:line="324" w:lineRule="auto"/>
+        <w:ind w:firstLine="420"/>
       </w:pPr>
       <w:r>
         <w:rPr>
-          <w:b/>
+          <w:b w:val="0"/>
         </w:rPr>
-        <w:t>判断规则：</w:t>
+        <w:t>第4轮为渠道返利清算。按渠道和年度套用阶梯并与保底孰高，扣除已付金额，标注2025年度未到结算期。本轮只输出04渠道返利台账.rar。本轮自检要求40家渠道乘4个年度共160行齐全，2025年度不计入本期应付。</w:t>
       </w:r>
     </w:p>
     <w:p>
       <w:pPr>
         <w:spacing w:after="80" w:line="324" w:lineRule="auto"/>
+        <w:ind w:firstLine="420"/>
       </w:pPr>
       <w:r>
         <w:rPr>
           <w:b w:val="0"/>
         </w:rPr>
-        <w:t>（1）同一订单号多次出现，以首次导入记录为准，其余作重复行剔除，但不得整单删除；</w:t>
+        <w:t>第5轮为新激励方案。设计2026年计提基数、个人与团队池比例、费率、封顶、保底、渠道返利和结算周期。本轮只输出05新激励方案.rar。本轮自检要求10项参数完整，新旧成本对比可复算。</w:t>
       </w:r>
     </w:p>
     <w:p>
       <w:pPr>
         <w:spacing w:after="80" w:line="324" w:lineRule="auto"/>
+        <w:ind w:firstLine="420"/>
       </w:pPr>
       <w:r>
         <w:rPr>
           <w:b w:val="0"/>
         </w:rPr>
-        <w:t>（2）政策版本按订单发货日期归属，不按订单日期或回款日期；2025年发货仍适用V3；</w:t>
+        <w:t>第6轮为模拟测算与敏感性。使用2024年全年订单回测新方案，并完成9组“回款增长率×直销费率”敏感性测算。本轮只输出06模拟测算与敏感性.rar。本轮自检要求120人逐人对比齐全，9组敏感性均有结果，成本增幅不超过15%。</w:t>
       </w:r>
     </w:p>
     <w:p>
       <w:pPr>
         <w:spacing w:after="80" w:line="324" w:lineRule="auto"/>
+        <w:ind w:firstLine="420"/>
       </w:pPr>
       <w:r>
         <w:rPr>
           <w:b w:val="0"/>
         </w:rPr>
-        <w:t>（3）会议纪要、讨论稿不作为计算依据，以正式发文为准，注意追溯条款；</w:t>
+        <w:t>第7轮为勾稽自检。完成订单数、人数、金额、封顶、团队池、渠道返利和新旧成本共24项勾稽。本轮只输出07勾稽自检.rar。本轮自检要求24项全部闭合且不一致项为0；未闭合不得进入第8轮。</w:t>
       </w:r>
     </w:p>
     <w:p>
       <w:pPr>
         <w:spacing w:after="80" w:line="324" w:lineRule="auto"/>
+        <w:ind w:firstLine="420"/>
       </w:pPr>
       <w:r>
         <w:rPr>
           <w:b w:val="0"/>
         </w:rPr>
-        <w:t>（4）V1、V2为含税口径，V3须除以1.13换算为不含税净回款；</w:t>
-      </w:r>
-    </w:p>
-    <w:p>
-      <w:pPr>
-        <w:spacing w:after="80" w:line="324" w:lineRule="auto"/>
-      </w:pPr>
-      <w:r>
-        <w:rPr>
-          <w:b w:val="0"/>
-        </w:rPr>
-        <w:t>（5）退货冲减基数与已发佣金；坏账从V3净回款中扣除；</w:t>
-      </w:r>
-    </w:p>
-    <w:p>
-      <w:pPr>
-        <w:spacing w:after="80" w:line="324" w:lineRule="auto"/>
-      </w:pPr>
-      <w:r>
-        <w:rPr>
-          <w:b w:val="0"/>
-        </w:rPr>
-        <w:t>（6）封顶按“人×年月”累计，超出部分不结转以后月份；</w:t>
-      </w:r>
-    </w:p>
-    <w:p>
-      <w:pPr>
-        <w:spacing w:after="80" w:line="324" w:lineRule="auto"/>
-      </w:pPr>
-      <w:r>
-        <w:rPr>
-          <w:b w:val="0"/>
-        </w:rPr>
-        <w:t>（7）V1/V2合作单全归签约人，V3按主谈70%、协助30%拆分；</w:t>
-      </w:r>
-    </w:p>
-    <w:p>
-      <w:pPr>
-        <w:spacing w:after="80" w:line="324" w:lineRule="auto"/>
-      </w:pPr>
-      <w:r>
-        <w:rPr>
-          <w:b w:val="0"/>
-        </w:rPr>
-        <w:t>（8）团队池按团队年度目标达成率≥100%发放，未达标留存；</w:t>
-      </w:r>
-    </w:p>
-    <w:p>
-      <w:pPr>
-        <w:spacing w:after="80" w:line="324" w:lineRule="auto"/>
-      </w:pPr>
-      <w:r>
-        <w:rPr>
-          <w:b w:val="0"/>
-        </w:rPr>
-        <w:t>（9）佣金已发台账为财务实付数，不作为应发依据；</w:t>
-      </w:r>
-    </w:p>
-    <w:p>
-      <w:pPr>
-        <w:spacing w:after="80" w:line="324" w:lineRule="auto"/>
-      </w:pPr>
-      <w:r>
-        <w:rPr>
-          <w:b w:val="0"/>
-        </w:rPr>
-        <w:t>（10）渠道返利与销售佣金是两套激励，不得重复计入。</w:t>
+        <w:t>第8轮为结论与驳回。给出一句话核心结论、结论摘要、12项错误管理要求驳回和清算结论。本轮只输出08结论与驳回.rar。本轮自检要求核心结论可由明细与勾稽逐项回溯，12项驳回均引用依据条款。</w:t>
       </w:r>
     </w:p>
     <w:p>
@@ -1514,7 +260,308 @@
           <w:b/>
           <w:sz w:val="28"/>
         </w:rPr>
-        <w:t>五、交付物（共8包）</w:t>
+        <w:t>四、输入附件</w:t>
+      </w:r>
+    </w:p>
+    <w:p>
+      <w:pPr>
+        <w:spacing w:after="80" w:line="324" w:lineRule="auto"/>
+        <w:ind w:firstLine="420"/>
+      </w:pPr>
+      <w:r>
+        <w:rPr>
+          <w:b w:val="0"/>
+        </w:rPr>
+        <w:t>输入附件共8包。</w:t>
+      </w:r>
+    </w:p>
+    <w:p>
+      <w:pPr>
+        <w:spacing w:after="80" w:line="324" w:lineRule="auto"/>
+        <w:ind w:firstLine="420"/>
+      </w:pPr>
+      <w:r>
+        <w:rPr>
+          <w:b w:val="0"/>
+        </w:rPr>
+        <w:t>01组织与人员薪酬.rar，包含销售花名册、团队目标与薪酬、区域划分。</w:t>
+      </w:r>
+    </w:p>
+    <w:p>
+      <w:pPr>
+        <w:spacing w:after="80" w:line="324" w:lineRule="auto"/>
+        <w:ind w:firstLine="420"/>
+      </w:pPr>
+      <w:r>
+        <w:rPr>
+          <w:b w:val="0"/>
+        </w:rPr>
+        <w:t>02订单主表.rar，包含订单主表。</w:t>
+      </w:r>
+    </w:p>
+    <w:p>
+      <w:pPr>
+        <w:spacing w:after="80" w:line="324" w:lineRule="auto"/>
+        <w:ind w:firstLine="420"/>
+      </w:pPr>
+      <w:r>
+        <w:rPr>
+          <w:b w:val="0"/>
+        </w:rPr>
+        <w:t>03回款退货与坏账.rar，包含回款流水、退货记录、坏账核销。</w:t>
+      </w:r>
+    </w:p>
+    <w:p>
+      <w:pPr>
+        <w:spacing w:after="80" w:line="324" w:lineRule="auto"/>
+        <w:ind w:firstLine="420"/>
+      </w:pPr>
+      <w:r>
+        <w:rPr>
+          <w:b w:val="0"/>
+        </w:rPr>
+        <w:t>04佣金政策三版.rar，包含佣金政策V1、V2、V3。</w:t>
+      </w:r>
+    </w:p>
+    <w:p>
+      <w:pPr>
+        <w:spacing w:after="80" w:line="324" w:lineRule="auto"/>
+        <w:ind w:firstLine="420"/>
+      </w:pPr>
+      <w:r>
+        <w:rPr>
+          <w:b w:val="0"/>
+        </w:rPr>
+        <w:t>05政策发文与会议纪要.rar，包含政策变更通知、经营会会议纪要。</w:t>
+      </w:r>
+    </w:p>
+    <w:p>
+      <w:pPr>
+        <w:spacing w:after="80" w:line="324" w:lineRule="auto"/>
+        <w:ind w:firstLine="420"/>
+      </w:pPr>
+      <w:r>
+        <w:rPr>
+          <w:b w:val="0"/>
+        </w:rPr>
+        <w:t>06渠道协议与返利.rar，包含渠道商清单、渠道返利阶梯、渠道协议摘要、渠道订单明细、渠道返利已付台账。</w:t>
+      </w:r>
+    </w:p>
+    <w:p>
+      <w:pPr>
+        <w:spacing w:after="80" w:line="324" w:lineRule="auto"/>
+        <w:ind w:firstLine="420"/>
+      </w:pPr>
+      <w:r>
+        <w:rPr>
+          <w:b w:val="0"/>
+        </w:rPr>
+        <w:t>07争议与申诉.rar，包含佣金争议台账、申诉沟通记录。</w:t>
+      </w:r>
+    </w:p>
+    <w:p>
+      <w:pPr>
+        <w:spacing w:after="80" w:line="324" w:lineRule="auto"/>
+        <w:ind w:firstLine="420"/>
+      </w:pPr>
+      <w:r>
+        <w:rPr>
+          <w:b w:val="0"/>
+        </w:rPr>
+        <w:t>08财务口径与管理要求.rar，包含财务确认规则、税务与换算口径、佣金已发台账、管理层要求。</w:t>
+      </w:r>
+    </w:p>
+    <w:p>
+      <w:pPr>
+        <w:spacing w:before="200" w:after="120"/>
+      </w:pPr>
+      <w:r>
+        <w:rPr>
+          <w:b/>
+          <w:sz w:val="28"/>
+        </w:rPr>
+        <w:t>五、制度与判断规则</w:t>
+      </w:r>
+    </w:p>
+    <w:p>
+      <w:pPr>
+        <w:spacing w:after="80" w:line="324" w:lineRule="auto"/>
+        <w:ind w:firstLine="420"/>
+      </w:pPr>
+      <w:r>
+        <w:rPr>
+          <w:b w:val="0"/>
+        </w:rPr>
+        <w:t>V1适用于2022年发货订单。计提基数为含税发货额扣减退货，标准费率为3%，新客户首单为4%，累计回款率达到90%方可发放，月度封顶为10倍月基本工资。</w:t>
+      </w:r>
+    </w:p>
+    <w:p>
+      <w:pPr>
+        <w:spacing w:after="80" w:line="324" w:lineRule="auto"/>
+        <w:ind w:firstLine="420"/>
+      </w:pPr>
+      <w:r>
+        <w:rPr>
+          <w:b w:val="0"/>
+        </w:rPr>
+        <w:t>V2适用于2023年发货订单。计提基数为含税回款扣减退款，标准费率为3.5%，单笔累计回款超过500万元的部分适用5%，不设封顶。</w:t>
+      </w:r>
+    </w:p>
+    <w:p>
+      <w:pPr>
+        <w:spacing w:after="80" w:line="324" w:lineRule="auto"/>
+        <w:ind w:firstLine="420"/>
+      </w:pPr>
+      <w:r>
+        <w:rPr>
+          <w:b w:val="0"/>
+        </w:rPr>
+        <w:t>V3适用于2024年1月1日至2025年8月31日发货订单。计提基数为不含税净回款，直销费率为3%，渠道单费率为1.5%，个人分配80%，团队池分配20%，合作单按主谈70%、协助30%拆分，月度封顶为12倍月基本工资，新人前3个月保底8000元。</w:t>
+      </w:r>
+    </w:p>
+    <w:p>
+      <w:pPr>
+        <w:spacing w:after="80" w:line="324" w:lineRule="auto"/>
+        <w:ind w:firstLine="420"/>
+      </w:pPr>
+      <w:r>
+        <w:rPr>
+          <w:b w:val="0"/>
+        </w:rPr>
+        <w:t>渠道返利按年度含税进货额套用2%至5%阶梯，进货额按发货额扣减退货计算。设有保底条款的渠道按阶梯返利与保底金额孰高确认，次年1月结算。</w:t>
+      </w:r>
+    </w:p>
+    <w:p>
+      <w:pPr>
+        <w:spacing w:after="80" w:line="324" w:lineRule="auto"/>
+      </w:pPr>
+      <w:r>
+        <w:rPr>
+          <w:b/>
+        </w:rPr>
+        <w:t>判断规则如下。</w:t>
+      </w:r>
+    </w:p>
+    <w:p>
+      <w:pPr>
+        <w:spacing w:after="80" w:line="324" w:lineRule="auto"/>
+      </w:pPr>
+      <w:r>
+        <w:rPr>
+          <w:b w:val="0"/>
+        </w:rPr>
+        <w:t>1. 同一订单号多次出现时，以首次导入记录为准，其余作为重复行剔除，但不得整单删除。</w:t>
+      </w:r>
+    </w:p>
+    <w:p>
+      <w:pPr>
+        <w:spacing w:after="80" w:line="324" w:lineRule="auto"/>
+      </w:pPr>
+      <w:r>
+        <w:rPr>
+          <w:b w:val="0"/>
+        </w:rPr>
+        <w:t>2. 政策版本按订单发货日期归属，不按订单日期或回款日期；2025年发货仍适用V3。</w:t>
+      </w:r>
+    </w:p>
+    <w:p>
+      <w:pPr>
+        <w:spacing w:after="80" w:line="324" w:lineRule="auto"/>
+      </w:pPr>
+      <w:r>
+        <w:rPr>
+          <w:b w:val="0"/>
+        </w:rPr>
+        <w:t>3. 会议纪要和讨论稿不作为计算依据，以正式发文为准，并注意追溯条款。</w:t>
+      </w:r>
+    </w:p>
+    <w:p>
+      <w:pPr>
+        <w:spacing w:after="80" w:line="324" w:lineRule="auto"/>
+      </w:pPr>
+      <w:r>
+        <w:rPr>
+          <w:b w:val="0"/>
+        </w:rPr>
+        <w:t>4. V1和V2为含税口径，V3须除以1.13换算为不含税净回款。</w:t>
+      </w:r>
+    </w:p>
+    <w:p>
+      <w:pPr>
+        <w:spacing w:after="80" w:line="324" w:lineRule="auto"/>
+      </w:pPr>
+      <w:r>
+        <w:rPr>
+          <w:b w:val="0"/>
+        </w:rPr>
+        <w:t>5. 退货冲减计提基数和已发佣金，坏账从V3净回款中扣除。</w:t>
+      </w:r>
+    </w:p>
+    <w:p>
+      <w:pPr>
+        <w:spacing w:after="80" w:line="324" w:lineRule="auto"/>
+      </w:pPr>
+      <w:r>
+        <w:rPr>
+          <w:b w:val="0"/>
+        </w:rPr>
+        <w:t>6. 封顶按“人×年月”累计，超出部分不结转以后月份。</w:t>
+      </w:r>
+    </w:p>
+    <w:p>
+      <w:pPr>
+        <w:spacing w:after="80" w:line="324" w:lineRule="auto"/>
+      </w:pPr>
+      <w:r>
+        <w:rPr>
+          <w:b w:val="0"/>
+        </w:rPr>
+        <w:t>7. V1和V2合作单全部归签约人，V3按主谈70%、协助30%拆分。</w:t>
+      </w:r>
+    </w:p>
+    <w:p>
+      <w:pPr>
+        <w:spacing w:after="80" w:line="324" w:lineRule="auto"/>
+      </w:pPr>
+      <w:r>
+        <w:rPr>
+          <w:b w:val="0"/>
+        </w:rPr>
+        <w:t>8. 团队池按团队年度目标达成率不低于100%发放，未达标部分留存。</w:t>
+      </w:r>
+    </w:p>
+    <w:p>
+      <w:pPr>
+        <w:spacing w:after="80" w:line="324" w:lineRule="auto"/>
+      </w:pPr>
+      <w:r>
+        <w:rPr>
+          <w:b w:val="0"/>
+        </w:rPr>
+        <w:t>9. 佣金已发台账为财务实付数，不作为应发依据。</w:t>
+      </w:r>
+    </w:p>
+    <w:p>
+      <w:pPr>
+        <w:spacing w:after="80" w:line="324" w:lineRule="auto"/>
+      </w:pPr>
+      <w:r>
+        <w:rPr>
+          <w:b w:val="0"/>
+        </w:rPr>
+        <w:t>10. 渠道返利与销售佣金是两套激励，不得重复计入。</w:t>
+      </w:r>
+    </w:p>
+    <w:p>
+      <w:pPr>
+        <w:spacing w:before="200" w:after="120"/>
+      </w:pPr>
+      <w:r>
+        <w:rPr>
+          <w:b/>
+          <w:sz w:val="28"/>
+        </w:rPr>
+        <w:t>六、交付物</w:t>
       </w:r>
     </w:p>
     <w:p>
@@ -1614,7 +661,7 @@
           <w:b/>
           <w:sz w:val="28"/>
         </w:rPr>
-        <w:t>六、约束条件</w:t>
+        <w:t>七、约束条件</w:t>
       </w:r>
     </w:p>
     <w:p>
@@ -1625,7 +672,7 @@
         <w:rPr>
           <w:b w:val="0"/>
         </w:rPr>
-        <w:t>1. 仅使用附件材料，不得引入外部数据、不得联网检索。</w:t>
+        <w:t>1. 仅使用附件材料，不得引入外部数据，不得联网检索。</w:t>
       </w:r>
     </w:p>
     <w:p>
@@ -1636,7 +683,7 @@
         <w:rPr>
           <w:b w:val="0"/>
         </w:rPr>
-        <w:t>2. 所有金额为人民币元、保留两位小数；比例保留两位；不得用“万元”替代“元”填报明细。</w:t>
+        <w:t>2. 所有金额以人民币元为单位并保留两位小数，比例保留两位；明细中不得用“万元”替代“元”。</w:t>
       </w:r>
     </w:p>
     <w:p>
@@ -1647,7 +694,7 @@
         <w:rPr>
           <w:b w:val="0"/>
         </w:rPr>
-        <w:t>3. 逐单、逐人给出结论，不得抽样或估算；每条记录必须有状态，不得留空。</w:t>
+        <w:t>3. 逐单、逐人给出结论，不得抽样或估算；每条记录必须有明确状态，不得留空。</w:t>
       </w:r>
     </w:p>
     <w:p>
@@ -1658,7 +705,7 @@
         <w:rPr>
           <w:b w:val="0"/>
         </w:rPr>
-        <w:t>4. 订单去重、政策归属、文件效力、金额口径以《财务确认规则》为准。</w:t>
+        <w:t>4. 订单去重、政策归属、文件效力和金额口径以《财务确认规则》为准。</w:t>
       </w:r>
     </w:p>
     <w:p>
@@ -1669,7 +716,7 @@
         <w:rPr>
           <w:b w:val="0"/>
         </w:rPr>
-        <w:t>5. 政策适用以订单发货日期为准，不按订单日期或回款日期。</w:t>
+        <w:t>5. 政策适用以订单发货日期为准，不按订单日期或回款日期归属。</w:t>
       </w:r>
     </w:p>
     <w:p>
@@ -1680,7 +727,7 @@
         <w:rPr>
           <w:b w:val="0"/>
         </w:rPr>
-        <w:t>6. 退货、坏账、离职、封顶、合作单拆分必须逐单体现，不得只做总额调整。</w:t>
+        <w:t>6. 退货、坏账、离职、封顶和合作单拆分必须逐单体现，不得只做总额调整。</w:t>
       </w:r>
     </w:p>
     <w:p>
@@ -1691,7 +738,7 @@
         <w:rPr>
           <w:b w:val="0"/>
         </w:rPr>
-        <w:t>7. 每个争议裁决、每条管理层要求驳回均须给出依据条款编号（V1-x/V2-x/V3-x/财务确认规则第x条）。</w:t>
+        <w:t>7. 每个争议裁决、每条管理层要求驳回均须给出依据条款编号。</w:t>
       </w:r>
     </w:p>
     <w:p>
@@ -1702,7 +749,7 @@
         <w:rPr>
           <w:b w:val="0"/>
         </w:rPr>
-        <w:t>8. 八个交付包之间的订单数、人数、金额必须相互勾稽，24项自检全部闭合；任一项不闭合视为未完成。</w:t>
+        <w:t>8. 八个交付包之间的订单数、人数和金额必须相互勾稽，24项自检全部闭合；任一项不闭合视为未完成。</w:t>
       </w:r>
     </w:p>
     <w:p>
@@ -1713,7 +760,7 @@
         <w:rPr>
           <w:b w:val="0"/>
         </w:rPr>
-        <w:t>9. 不得修改原始附件；交付文件按包名与工作表命名，表头、列序不得调整。</w:t>
+        <w:t>9. 不得修改原始附件；交付文件按包名和工作表命名，表头和列序不得调整。</w:t>
       </w:r>
     </w:p>
     <w:p>
@@ -1735,7 +782,7 @@
         <w:rPr>
           <w:b w:val="0"/>
         </w:rPr>
-        <w:t>11. 已发台账中的13条异常预发记录须单列核查，注明异常类型、应补/应追回/一致及处理建议。</w:t>
+        <w:t>11. 已发台账中的13条异常预发记录须单列核查，注明异常类型、应补、应追回或一致，并给出处理建议。</w:t>
       </w:r>
     </w:p>
     <w:p>
@@ -1746,7 +793,7 @@
         <w:rPr>
           <w:b w:val="0"/>
         </w:rPr>
-        <w:t>12. 必须在结论中给出一句话核心结论，且能被明细数据支撑；核心结论不得只写“存在若干问题”。</w:t>
+        <w:t>12. 结论中必须给出一句话核心结论，且能被明细数据支撑；不得只写“存在若干问题”。</w:t>
       </w:r>
     </w:p>
     <w:p>
@@ -1757,7 +804,7 @@
         <w:rPr>
           <w:b w:val="0"/>
         </w:rPr>
-        <w:t>13. 重复导入行、统计截止日后的回款/退款、负净回款订单、无回款订单，必须逐条列出处理结论，不得静默丢弃。</w:t>
+        <w:t>13. 重复导入行、统计截止日后的回款或退款、负净回款订单和无回款订单，必须逐条列出处理结论，不得静默丢弃。</w:t>
       </w:r>
     </w:p>
     <w:p>
@@ -1779,7 +826,73 @@
         <w:rPr>
           <w:b w:val="0"/>
         </w:rPr>
-        <w:t>15. 不得使用合并单元格、空表、空列；金额差异为正写“应补”、为负写“应追回”。</w:t>
+        <w:t>15. 不得使用合并单元格、空表或空列；金额差异为正写“应补”，为负写“应追回”。</w:t>
+      </w:r>
+    </w:p>
+    <w:p>
+      <w:pPr>
+        <w:spacing w:after="80" w:line="324" w:lineRule="auto"/>
+      </w:pPr>
+      <w:r>
+        <w:rPr>
+          <w:b w:val="0"/>
+        </w:rPr>
+        <w:t>16. 必须按八轮顺序逐轮交付，每轮只完成一个任务，不得一次性输出全部结果。</w:t>
+      </w:r>
+    </w:p>
+    <w:p>
+      <w:pPr>
+        <w:spacing w:after="80" w:line="324" w:lineRule="auto"/>
+      </w:pPr>
+      <w:r>
+        <w:rPr>
+          <w:b w:val="0"/>
+        </w:rPr>
+        <w:t>17. 每轮结束必须提交本轮自检记录，列明检查项、结果、证据和未通过原因。</w:t>
+      </w:r>
+    </w:p>
+    <w:p>
+      <w:pPr>
+        <w:spacing w:after="80" w:line="324" w:lineRule="auto"/>
+      </w:pPr>
+      <w:r>
+        <w:rPr>
+          <w:b w:val="0"/>
+        </w:rPr>
+        <w:t>18. 上一轮自检未通过或交付物不完整，不得进入下一轮。</w:t>
+      </w:r>
+    </w:p>
+    <w:p>
+      <w:pPr>
+        <w:spacing w:after="80" w:line="324" w:lineRule="auto"/>
+      </w:pPr>
+      <w:r>
+        <w:rPr>
+          <w:b w:val="0"/>
+        </w:rPr>
+        <w:t>19. 每轮只提交当轮对应交付包，不得跨轮合并、提前输出或补交后续轮次内容。</w:t>
+      </w:r>
+    </w:p>
+    <w:p>
+      <w:pPr>
+        <w:spacing w:after="80" w:line="324" w:lineRule="auto"/>
+      </w:pPr>
+      <w:r>
+        <w:rPr>
+          <w:b w:val="0"/>
+        </w:rPr>
+        <w:t>20. 任何一轮无法完成时，必须停止在该轮并说明缺口，不得跳过或降级处理。</w:t>
+      </w:r>
+    </w:p>
+    <w:p>
+      <w:pPr>
+        <w:spacing w:after="80" w:line="324" w:lineRule="auto"/>
+      </w:pPr>
+      <w:r>
+        <w:rPr>
+          <w:b w:val="0"/>
+        </w:rPr>
+        <w:t>21. 最终交付以八轮全部通过为前提；任一轮未通过，整体视为未完成。</w:t>
       </w:r>
     </w:p>
     <w:p>
@@ -1791,7 +904,7 @@
           <w:b/>
           <w:sz w:val="28"/>
         </w:rPr>
-        <w:t>七、完成标准</w:t>
+        <w:t>八、完成标准</w:t>
       </w:r>
     </w:p>
     <w:p>
@@ -1803,7 +916,7 @@
         <w:rPr>
           <w:b w:val="0"/>
         </w:rPr>
-        <w:t>全部720个有效订单均有清算结论；120名销售均有应发、已发、差额；60件争议均有裁决；40家渠道的2022-2024年度返利均清算完毕；13条已发异常记录均单列；24项勾稽全部通过；新方案回测成本增幅不超过15%；核心结论与明细一致。</w:t>
+        <w:t>八轮任务逐轮完成且逐轮自检通过。全部720个有效订单均有清算结论，120名销售均有应发、已发和差额，60件争议均有裁决，40家渠道的2022年至2024年度返利均清算完毕，13条已发异常记录均单列，24项勾稽全部通过，新方案回测成本增幅不超过15%，核心结论与明细数据一致。任一轮未完成或自检不通过，不得进入下一轮，整体不得视为完成。</w:t>
       </w:r>
     </w:p>
     <w:sectPr>

--- a/高经济价值第六期_销售佣金清算/销售佣金清算_v1_附件/销售佣金清算_v1_题目.docx
+++ b/高经济价值第六期_销售佣金清算/销售佣金清算_v1_附件/销售佣金清算_v1_题目.docx
@@ -917,6 +917,950 @@
           <w:b w:val="0"/>
         </w:rPr>
         <w:t>八轮任务逐轮完成且逐轮自检通过。全部720个有效订单均有清算结论，120名销售均有应发、已发和差额，60件争议均有裁决，40家渠道的2022年至2024年度返利均清算完毕，13条已发异常记录均单列，24项勾稽全部通过，新方案回测成本增幅不超过15%，核心结论与明细数据一致。任一轮未完成或自检不通过，不得进入下一轮，整体不得视为完成。</w:t>
+      </w:r>
+    </w:p>
+    <w:p>
+      <w:pPr>
+        <w:spacing w:before="200" w:after="120"/>
+      </w:pPr>
+      <w:r>
+        <w:rPr>
+          <w:b/>
+          <w:sz w:val="28"/>
+        </w:rPr>
+        <w:t>九、考点</w:t>
+      </w:r>
+    </w:p>
+    <w:p>
+      <w:pPr>
+        <w:spacing w:after="80" w:line="324" w:lineRule="auto"/>
+      </w:pPr>
+      <w:r>
+        <w:rPr>
+          <w:b w:val="0"/>
+        </w:rPr>
+        <w:t>考点按数据治理、金额口径、政策效力、三版清算、人员汇总、团队池、已发异常、渠道返利、争议驳回、新方案和勾稽结论十三组展开，共50项。</w:t>
+      </w:r>
+    </w:p>
+    <w:p>
+      <w:pPr>
+        <w:spacing w:before="200" w:after="120"/>
+      </w:pPr>
+      <w:r>
+        <w:rPr>
+          <w:b/>
+          <w:sz w:val="24"/>
+        </w:rPr>
+        <w:t>（一）数据治理与订单去重（考点1—5）</w:t>
+      </w:r>
+    </w:p>
+    <w:p>
+      <w:pPr>
+        <w:spacing w:after="80" w:line="324" w:lineRule="auto"/>
+      </w:pPr>
+      <w:r>
+        <w:rPr>
+          <w:b w:val="0"/>
+        </w:rPr>
+        <w:t>考点1：订单号重复出现时，以首次导入记录为准，其余作为重复行剔除，不得整单删除。</w:t>
+      </w:r>
+    </w:p>
+    <w:p>
+      <w:pPr>
+        <w:spacing w:after="80" w:line="324" w:lineRule="auto"/>
+      </w:pPr>
+      <w:r>
+        <w:rPr>
+          <w:b w:val="0"/>
+        </w:rPr>
+        <w:t>考点2：逐条列明12条重复导入行的保留对象和剔除对象，并在订单清算底稿中保留可追溯说明。</w:t>
+      </w:r>
+    </w:p>
+    <w:p>
+      <w:pPr>
+        <w:spacing w:after="80" w:line="324" w:lineRule="auto"/>
+      </w:pPr>
+      <w:r>
+        <w:rPr>
+          <w:b w:val="0"/>
+        </w:rPr>
+        <w:t>考点3：回款、退货和坏账的统计截止日统一锁定为2025年8月31日，基准日之后的流水不得计入本期清算。</w:t>
+      </w:r>
+    </w:p>
+    <w:p>
+      <w:pPr>
+        <w:spacing w:after="80" w:line="324" w:lineRule="auto"/>
+      </w:pPr>
+      <w:r>
+        <w:rPr>
+          <w:b w:val="0"/>
+        </w:rPr>
+        <w:t>考点4：政策版本按发货日期而不是订单日期或回款日期确定，避免跨期订单误用费率。</w:t>
+      </w:r>
+    </w:p>
+    <w:p>
+      <w:pPr>
+        <w:spacing w:after="80" w:line="324" w:lineRule="auto"/>
+      </w:pPr>
+      <w:r>
+        <w:rPr>
+          <w:b w:val="0"/>
+        </w:rPr>
+        <w:t>考点5：识别17个V3无回款订单、12个负净回款订单以及统计截止日后的回款退款，并逐条给出处理结论。</w:t>
+      </w:r>
+    </w:p>
+    <w:p>
+      <w:pPr>
+        <w:spacing w:before="200" w:after="120"/>
+      </w:pPr>
+      <w:r>
+        <w:rPr>
+          <w:b/>
+          <w:sz w:val="24"/>
+        </w:rPr>
+        <w:t>（二）金额口径与换算（考点6—8）</w:t>
+      </w:r>
+    </w:p>
+    <w:p>
+      <w:pPr>
+        <w:spacing w:after="80" w:line="324" w:lineRule="auto"/>
+      </w:pPr>
+      <w:r>
+        <w:rPr>
+          <w:b w:val="0"/>
+        </w:rPr>
+        <w:t>考点6：V1和V2按含税金额计算，V3按含税金额除以1.13换算为不含税净回款。</w:t>
+      </w:r>
+    </w:p>
+    <w:p>
+      <w:pPr>
+        <w:spacing w:after="80" w:line="324" w:lineRule="auto"/>
+      </w:pPr>
+      <w:r>
+        <w:rPr>
+          <w:b w:val="0"/>
+        </w:rPr>
+        <w:t>考点7：退货同时冲减计提基数和已发佣金，跨期退货回到原订单事件流处理，不得只做总额调整。</w:t>
+      </w:r>
+    </w:p>
+    <w:p>
+      <w:pPr>
+        <w:spacing w:after="80" w:line="324" w:lineRule="auto"/>
+      </w:pPr>
+      <w:r>
+        <w:rPr>
+          <w:b w:val="0"/>
+        </w:rPr>
+        <w:t>考点8：坏账核销作为负回款事件冲减V3净回款，并在逐单明细中保留核销日期、金额和依据。</w:t>
+      </w:r>
+    </w:p>
+    <w:p>
+      <w:pPr>
+        <w:spacing w:before="200" w:after="120"/>
+      </w:pPr>
+      <w:r>
+        <w:rPr>
+          <w:b/>
+          <w:sz w:val="24"/>
+        </w:rPr>
+        <w:t>（三）政策版本与文件效力（考点9—13）</w:t>
+      </w:r>
+    </w:p>
+    <w:p>
+      <w:pPr>
+        <w:spacing w:after="80" w:line="324" w:lineRule="auto"/>
+      </w:pPr>
+      <w:r>
+        <w:rPr>
+          <w:b w:val="0"/>
+        </w:rPr>
+        <w:t>考点9：V1适用于2022年发货订单，V2适用于2023年发货订单，V3适用于2024年1月1日至2025年8月31日发货订单。</w:t>
+      </w:r>
+    </w:p>
+    <w:p>
+      <w:pPr>
+        <w:spacing w:after="80" w:line="324" w:lineRule="auto"/>
+      </w:pPr>
+      <w:r>
+        <w:rPr>
+          <w:b w:val="0"/>
+        </w:rPr>
+        <w:t>考点10：V1、V2、V3订单数分别为168单、197单、355单，三者合计720单。</w:t>
+      </w:r>
+    </w:p>
+    <w:p>
+      <w:pPr>
+        <w:spacing w:after="80" w:line="324" w:lineRule="auto"/>
+      </w:pPr>
+      <w:r>
+        <w:rPr>
+          <w:b w:val="0"/>
+        </w:rPr>
+        <w:t>考点11：2023年3月10日会议纪要属于讨论稿，不具有执行效力，不得据此调整费率或封顶。</w:t>
+      </w:r>
+    </w:p>
+    <w:p>
+      <w:pPr>
+        <w:spacing w:after="80" w:line="324" w:lineRule="auto"/>
+      </w:pPr>
+      <w:r>
+        <w:rPr>
+          <w:b w:val="0"/>
+        </w:rPr>
+        <w:t>考点12：依据睿联销字〔2023〕07号正式发文，V2自2023年1月1日起追溯执行。</w:t>
+      </w:r>
+    </w:p>
+    <w:p>
+      <w:pPr>
+        <w:spacing w:after="80" w:line="324" w:lineRule="auto"/>
+      </w:pPr>
+      <w:r>
+        <w:rPr>
+          <w:b w:val="0"/>
+        </w:rPr>
+        <w:t>考点13：2025年发货订单按V3计提，但渠道返利2025年度尚未到结算期，不得计入应付。</w:t>
+      </w:r>
+    </w:p>
+    <w:p>
+      <w:pPr>
+        <w:spacing w:before="200" w:after="120"/>
+      </w:pPr>
+      <w:r>
+        <w:rPr>
+          <w:b/>
+          <w:sz w:val="24"/>
+        </w:rPr>
+        <w:t>（四）V1清算（考点14—18）</w:t>
+      </w:r>
+    </w:p>
+    <w:p>
+      <w:pPr>
+        <w:spacing w:after="80" w:line="324" w:lineRule="auto"/>
+      </w:pPr>
+      <w:r>
+        <w:rPr>
+          <w:b w:val="0"/>
+        </w:rPr>
+        <w:t>考点14：V1计提基数为含税发货额扣除退货，不得直接以订单含税额乘费率。</w:t>
+      </w:r>
+    </w:p>
+    <w:p>
+      <w:pPr>
+        <w:spacing w:after="80" w:line="324" w:lineRule="auto"/>
+      </w:pPr>
+      <w:r>
+        <w:rPr>
+          <w:b w:val="0"/>
+        </w:rPr>
+        <w:t>考点15：V1以累计回款率达到90%作为发放门槛，168单中130单达标、38单挂账。</w:t>
+      </w:r>
+    </w:p>
+    <w:p>
+      <w:pPr>
+        <w:spacing w:after="80" w:line="324" w:lineRule="auto"/>
+      </w:pPr>
+      <w:r>
+        <w:rPr>
+          <w:b w:val="0"/>
+        </w:rPr>
+        <w:t>考点16：38单挂账订单本期不发放、不结转以后期间，也不得计入应发合计。</w:t>
+      </w:r>
+    </w:p>
+    <w:p>
+      <w:pPr>
+        <w:spacing w:after="80" w:line="324" w:lineRule="auto"/>
+      </w:pPr>
+      <w:r>
+        <w:rPr>
+          <w:b w:val="0"/>
+        </w:rPr>
+        <w:t>考点17：新客户首单适用4%费率，其他订单适用3%费率。</w:t>
+      </w:r>
+    </w:p>
+    <w:p>
+      <w:pPr>
+        <w:spacing w:after="80" w:line="324" w:lineRule="auto"/>
+      </w:pPr>
+      <w:r>
+        <w:rPr>
+          <w:b w:val="0"/>
+        </w:rPr>
+        <w:t>考点18：V1按“人×年月”累计并执行10倍月基本工资封顶，超出部分不结转以后月份。</w:t>
+      </w:r>
+    </w:p>
+    <w:p>
+      <w:pPr>
+        <w:spacing w:before="200" w:after="120"/>
+      </w:pPr>
+      <w:r>
+        <w:rPr>
+          <w:b/>
+          <w:sz w:val="24"/>
+        </w:rPr>
+        <w:t>（五）V2清算（考点19—23）</w:t>
+      </w:r>
+    </w:p>
+    <w:p>
+      <w:pPr>
+        <w:spacing w:after="80" w:line="324" w:lineRule="auto"/>
+      </w:pPr>
+      <w:r>
+        <w:rPr>
+          <w:b w:val="0"/>
+        </w:rPr>
+        <w:t>考点19：按回款和退款的事件日期排序逐笔累计V2佣金，不得按年度汇总后一次性套算。</w:t>
+      </w:r>
+    </w:p>
+    <w:p>
+      <w:pPr>
+        <w:spacing w:after="80" w:line="324" w:lineRule="auto"/>
+      </w:pPr>
+      <w:r>
+        <w:rPr>
+          <w:b w:val="0"/>
+        </w:rPr>
+        <w:t>考点20：单笔累计回款500万元以内部分适用3.5%，超出部分适用5%。</w:t>
+      </w:r>
+    </w:p>
+    <w:p>
+      <w:pPr>
+        <w:spacing w:after="80" w:line="324" w:lineRule="auto"/>
+      </w:pPr>
+      <w:r>
+        <w:rPr>
+          <w:b w:val="0"/>
+        </w:rPr>
+        <w:t>考点21：退款按3.5%冲减V2佣金，跨期退款回到原订单事件流，不得冲减其他订单。</w:t>
+      </w:r>
+    </w:p>
+    <w:p>
+      <w:pPr>
+        <w:spacing w:after="80" w:line="324" w:lineRule="auto"/>
+      </w:pPr>
+      <w:r>
+        <w:rPr>
+          <w:b w:val="0"/>
+        </w:rPr>
+        <w:t>考点22：离职次月起发生的回款不再计提佣金。</w:t>
+      </w:r>
+    </w:p>
+    <w:p>
+      <w:pPr>
+        <w:spacing w:after="80" w:line="324" w:lineRule="auto"/>
+      </w:pPr>
+      <w:r>
+        <w:rPr>
+          <w:b w:val="0"/>
+        </w:rPr>
+        <w:t>考点23：V2不设封顶，跨年回款仍归属原订单的政策版本，不得改按V3重算。</w:t>
+      </w:r>
+    </w:p>
+    <w:p>
+      <w:pPr>
+        <w:spacing w:before="200" w:after="120"/>
+      </w:pPr>
+      <w:r>
+        <w:rPr>
+          <w:b/>
+          <w:sz w:val="24"/>
+        </w:rPr>
+        <w:t>（六）V3清算（考点24—29）</w:t>
+      </w:r>
+    </w:p>
+    <w:p>
+      <w:pPr>
+        <w:spacing w:after="80" w:line="324" w:lineRule="auto"/>
+      </w:pPr>
+      <w:r>
+        <w:rPr>
+          <w:b w:val="0"/>
+        </w:rPr>
+        <w:t>考点24：V3计提基数为“（含税回款－退款－坏账）÷1.13”的不含税净回款。</w:t>
+      </w:r>
+    </w:p>
+    <w:p>
+      <w:pPr>
+        <w:spacing w:after="80" w:line="324" w:lineRule="auto"/>
+      </w:pPr>
+      <w:r>
+        <w:rPr>
+          <w:b w:val="0"/>
+        </w:rPr>
+        <w:t>考点25：直销订单适用3%、渠道订单适用1.5%的V3费率，不得混用V1或V2费率。</w:t>
+      </w:r>
+    </w:p>
+    <w:p>
+      <w:pPr>
+        <w:spacing w:after="80" w:line="324" w:lineRule="auto"/>
+      </w:pPr>
+      <w:r>
+        <w:rPr>
+          <w:b w:val="0"/>
+        </w:rPr>
+        <w:t>考点26：坏账核销作为负事件逐单冲减V3净回款，不得在人员汇总层面统一扣减。</w:t>
+      </w:r>
+    </w:p>
+    <w:p>
+      <w:pPr>
+        <w:spacing w:after="80" w:line="324" w:lineRule="auto"/>
+      </w:pPr>
+      <w:r>
+        <w:rPr>
+          <w:b w:val="0"/>
+        </w:rPr>
+        <w:t>考点27：2024年起合作单按主谈70%、协助30%拆分佣金，并在逐单明细中标注主谈人和协助人。</w:t>
+      </w:r>
+    </w:p>
+    <w:p>
+      <w:pPr>
+        <w:spacing w:after="80" w:line="324" w:lineRule="auto"/>
+      </w:pPr>
+      <w:r>
+        <w:rPr>
+          <w:b w:val="0"/>
+        </w:rPr>
+        <w:t>考点28：V3佣金按个人80%、团队池20%拆分，团队池部分不得计入个人应发。</w:t>
+      </w:r>
+    </w:p>
+    <w:p>
+      <w:pPr>
+        <w:spacing w:after="80" w:line="324" w:lineRule="auto"/>
+      </w:pPr>
+      <w:r>
+        <w:rPr>
+          <w:b w:val="0"/>
+        </w:rPr>
+        <w:t>考点29：V3按“人×年月”执行12倍月基本工资封顶，全期封顶扣减605.21万元、涉及39人。</w:t>
+      </w:r>
+    </w:p>
+    <w:p>
+      <w:pPr>
+        <w:spacing w:before="200" w:after="120"/>
+      </w:pPr>
+      <w:r>
+        <w:rPr>
+          <w:b/>
+          <w:sz w:val="24"/>
+        </w:rPr>
+        <w:t>（七）人员汇总与新人保底（考点30—33）</w:t>
+      </w:r>
+    </w:p>
+    <w:p>
+      <w:pPr>
+        <w:spacing w:after="80" w:line="324" w:lineRule="auto"/>
+      </w:pPr>
+      <w:r>
+        <w:rPr>
+          <w:b w:val="0"/>
+        </w:rPr>
+        <w:t>考点30：按人员汇总V1、V2、V3三类应发，并叠加新人保底补差，形成逐人应发合计。</w:t>
+      </w:r>
+    </w:p>
+    <w:p>
+      <w:pPr>
+        <w:spacing w:after="80" w:line="324" w:lineRule="auto"/>
+      </w:pPr>
+      <w:r>
+        <w:rPr>
+          <w:b w:val="0"/>
+        </w:rPr>
+        <w:t>考点31：入职前3个自然月的新人执行月佣金不足8000元补足规则，本期涉及10人、补差22.18万元。</w:t>
+      </w:r>
+    </w:p>
+    <w:p>
+      <w:pPr>
+        <w:spacing w:after="80" w:line="324" w:lineRule="auto"/>
+      </w:pPr>
+      <w:r>
+        <w:rPr>
+          <w:b w:val="0"/>
+        </w:rPr>
+        <w:t>考点32：佣金已发台账仅作为实付比对依据，不得将已发金额直接作为应发金额。</w:t>
+      </w:r>
+    </w:p>
+    <w:p>
+      <w:pPr>
+        <w:spacing w:after="80" w:line="324" w:lineRule="auto"/>
+      </w:pPr>
+      <w:r>
+        <w:rPr>
+          <w:b w:val="0"/>
+        </w:rPr>
+        <w:t>考点33：按应发与已发的差额划分应补、应追回和一致三类，本期为应补55人、应追回62人、一致3人，净超发273.13万元。</w:t>
+      </w:r>
+    </w:p>
+    <w:p>
+      <w:pPr>
+        <w:spacing w:before="200" w:after="120"/>
+      </w:pPr>
+      <w:r>
+        <w:rPr>
+          <w:b/>
+          <w:sz w:val="24"/>
+        </w:rPr>
+        <w:t>（八）团队池计提与发放（考点34—36）</w:t>
+      </w:r>
+    </w:p>
+    <w:p>
+      <w:pPr>
+        <w:spacing w:after="80" w:line="324" w:lineRule="auto"/>
+      </w:pPr>
+      <w:r>
+        <w:rPr>
+          <w:b w:val="0"/>
+        </w:rPr>
+        <w:t>考点34：按团队和年度汇总V3个人佣金的20%计提团队池，本期计提358.08万元。</w:t>
+      </w:r>
+    </w:p>
+    <w:p>
+      <w:pPr>
+        <w:spacing w:after="80" w:line="324" w:lineRule="auto"/>
+      </w:pPr>
+      <w:r>
+        <w:rPr>
+          <w:b w:val="0"/>
+        </w:rPr>
+        <w:t>考点35：团队年度目标达成率不低于100%方可发放，2024年3个团队达标、可发128.31万元。</w:t>
+      </w:r>
+    </w:p>
+    <w:p>
+      <w:pPr>
+        <w:spacing w:after="80" w:line="324" w:lineRule="auto"/>
+      </w:pPr>
+      <w:r>
+        <w:rPr>
+          <w:b w:val="0"/>
+        </w:rPr>
+        <w:t>考点36：团队池单独列示，不得混入个人应发，也不得在新方案成本中重复计入。</w:t>
+      </w:r>
+    </w:p>
+    <w:p>
+      <w:pPr>
+        <w:spacing w:before="200" w:after="120"/>
+      </w:pPr>
+      <w:r>
+        <w:rPr>
+          <w:b/>
+          <w:sz w:val="24"/>
+        </w:rPr>
+        <w:t>（九）已发台账与异常预发（考点37—38）</w:t>
+      </w:r>
+    </w:p>
+    <w:p>
+      <w:pPr>
+        <w:spacing w:after="80" w:line="324" w:lineRule="auto"/>
+      </w:pPr>
+      <w:r>
+        <w:rPr>
+          <w:b w:val="0"/>
+        </w:rPr>
+        <w:t>考点37：识别13条异常预发记录，区分按含税开票额预发、预发比例错误和待核实未发放三类情形。</w:t>
+      </w:r>
+    </w:p>
+    <w:p>
+      <w:pPr>
+        <w:spacing w:after="80" w:line="324" w:lineRule="auto"/>
+      </w:pPr>
+      <w:r>
+        <w:rPr>
+          <w:b w:val="0"/>
+        </w:rPr>
+        <w:t>考点38：13条异常逐条给出应补、应追回或金额一致仅更正口径的处理结论，并说明发放口径偏差。</w:t>
+      </w:r>
+    </w:p>
+    <w:p>
+      <w:pPr>
+        <w:spacing w:before="200" w:after="120"/>
+      </w:pPr>
+      <w:r>
+        <w:rPr>
+          <w:b/>
+          <w:sz w:val="24"/>
+        </w:rPr>
+        <w:t>（十）渠道返利（考点39—42）</w:t>
+      </w:r>
+    </w:p>
+    <w:p>
+      <w:pPr>
+        <w:spacing w:after="80" w:line="324" w:lineRule="auto"/>
+      </w:pPr>
+      <w:r>
+        <w:rPr>
+          <w:b w:val="0"/>
+        </w:rPr>
+        <w:t>考点39：按渠道和年度汇总含税净进货额，套用2%至5%的年度阶梯费率，形成40家乘4个年度共160行清算结果。</w:t>
+      </w:r>
+    </w:p>
+    <w:p>
+      <w:pPr>
+        <w:spacing w:after="80" w:line="324" w:lineRule="auto"/>
+      </w:pPr>
+      <w:r>
+        <w:rPr>
+          <w:b w:val="0"/>
+        </w:rPr>
+        <w:t>考点40：5家设保底条款的渠道按阶梯返利与保底金额孰高确认，涉及15个渠道年度。</w:t>
+      </w:r>
+    </w:p>
+    <w:p>
+      <w:pPr>
+        <w:spacing w:after="80" w:line="324" w:lineRule="auto"/>
+      </w:pPr>
+      <w:r>
+        <w:rPr>
+          <w:b w:val="0"/>
+        </w:rPr>
+        <w:t>考点41：2025年度40行渠道返利标注为未到结算期，不得计入本期应付。</w:t>
+      </w:r>
+    </w:p>
+    <w:p>
+      <w:pPr>
+        <w:spacing w:after="80" w:line="324" w:lineRule="auto"/>
+      </w:pPr>
+      <w:r>
+        <w:rPr>
+          <w:b w:val="0"/>
+        </w:rPr>
+        <w:t>考点42：渠道返利与销售佣金是两套激励，渠道订单按1.5%计提佣金后不得再以返利重复计入佣金。</w:t>
+      </w:r>
+    </w:p>
+    <w:p>
+      <w:pPr>
+        <w:spacing w:before="200" w:after="120"/>
+      </w:pPr>
+      <w:r>
+        <w:rPr>
+          <w:b/>
+          <w:sz w:val="24"/>
+        </w:rPr>
+        <w:t>（十一）争议裁决与错误要求驳回（考点43—45）</w:t>
+      </w:r>
+    </w:p>
+    <w:p>
+      <w:pPr>
+        <w:spacing w:after="80" w:line="324" w:lineRule="auto"/>
+      </w:pPr>
+      <w:r>
+        <w:rPr>
+          <w:b w:val="0"/>
+        </w:rPr>
+        <w:t>考点43：60件佣金争议逐单回到订单清算结果，不得按申诉金额全额支持或简单折中。</w:t>
+      </w:r>
+    </w:p>
+    <w:p>
+      <w:pPr>
+        <w:spacing w:after="80" w:line="324" w:lineRule="auto"/>
+      </w:pPr>
+      <w:r>
+        <w:rPr>
+          <w:b w:val="0"/>
+        </w:rPr>
+        <w:t>考点44：裁决分为支持、部分支持和不支持三类，本期为支持2件、部分支持53件、不支持5件，并逐件引用条款。</w:t>
+      </w:r>
+    </w:p>
+    <w:p>
+      <w:pPr>
+        <w:spacing w:after="80" w:line="324" w:lineRule="auto"/>
+      </w:pPr>
+      <w:r>
+        <w:rPr>
+          <w:b w:val="0"/>
+        </w:rPr>
+        <w:t>考点45：12项管理层错误要求逐条驳回，写明所违反的政策条款，包括V3不溯及、封顶不可取消和已发不等于应发等。</w:t>
+      </w:r>
+    </w:p>
+    <w:p>
+      <w:pPr>
+        <w:spacing w:before="200" w:after="120"/>
+      </w:pPr>
+      <w:r>
+        <w:rPr>
+          <w:b/>
+          <w:sz w:val="24"/>
+        </w:rPr>
+        <w:t>（十二）新方案设计与回测（考点46—48）</w:t>
+      </w:r>
+    </w:p>
+    <w:p>
+      <w:pPr>
+        <w:spacing w:after="80" w:line="324" w:lineRule="auto"/>
+      </w:pPr>
+      <w:r>
+        <w:rPr>
+          <w:b w:val="0"/>
+        </w:rPr>
+        <w:t>考点46：新方案完整给出计提基数、个人与团队池比例、费率、封顶、保底、渠道返利和结算周期等10项参数。</w:t>
+      </w:r>
+    </w:p>
+    <w:p>
+      <w:pPr>
+        <w:spacing w:after="80" w:line="324" w:lineRule="auto"/>
+      </w:pPr>
+      <w:r>
+        <w:rPr>
+          <w:b w:val="0"/>
+        </w:rPr>
+        <w:t>考点47：使用2024年全年订单回测新方案，新旧成本分别为1430.78万元和1295.47万元，增幅10.44%，不得突破15%控制线。</w:t>
+      </w:r>
+    </w:p>
+    <w:p>
+      <w:pPr>
+        <w:spacing w:after="80" w:line="324" w:lineRule="auto"/>
+      </w:pPr>
+      <w:r>
+        <w:rPr>
+          <w:b w:val="0"/>
+        </w:rPr>
+        <w:t>考点48：完成9组“回款增长率×直销费率”敏感性测算，并逐人重算，不得只对总额做系数调整。</w:t>
+      </w:r>
+    </w:p>
+    <w:p>
+      <w:pPr>
+        <w:spacing w:before="200" w:after="120"/>
+      </w:pPr>
+      <w:r>
+        <w:rPr>
+          <w:b/>
+          <w:sz w:val="24"/>
+        </w:rPr>
+        <w:t>（十三）勾稽与核心结论（考点49—50）</w:t>
+      </w:r>
+    </w:p>
+    <w:p>
+      <w:pPr>
+        <w:spacing w:after="80" w:line="324" w:lineRule="auto"/>
+      </w:pPr>
+      <w:r>
+        <w:rPr>
+          <w:b w:val="0"/>
+        </w:rPr>
+        <w:t>考点49：完成24项勾稽自检，覆盖订单数、人数、金额、封顶、团队池、渠道返利和新旧成本，全部闭合后方可出具结论。</w:t>
+      </w:r>
+    </w:p>
+    <w:p>
+      <w:pPr>
+        <w:spacing w:after="80" w:line="324" w:lineRule="auto"/>
+      </w:pPr>
+      <w:r>
+        <w:rPr>
+          <w:b w:val="0"/>
+        </w:rPr>
+        <w:t>考点50：标准答案首表给出一句话核心结论，并确保该结论可由逐单明细、人员汇总和24项勾稽逐项回溯。</w:t>
+      </w:r>
+    </w:p>
+    <w:p>
+      <w:pPr>
+        <w:spacing w:before="200" w:after="120"/>
+      </w:pPr>
+      <w:r>
+        <w:rPr>
+          <w:b/>
+          <w:sz w:val="28"/>
+        </w:rPr>
+        <w:t>十、答题思路</w:t>
+      </w:r>
+    </w:p>
+    <w:p>
+      <w:pPr>
+        <w:spacing w:after="80" w:line="324" w:lineRule="auto"/>
+        <w:ind w:firstLine="420"/>
+      </w:pPr>
+      <w:r>
+        <w:rPr>
+          <w:b w:val="0"/>
+        </w:rPr>
+        <w:t>第一步是建立口径底稿。先固化去重、政策按发货日期归属、讨论稿无效、含税与不含税换算、退货坏账、已发不作应发、返利与佣金不重复七条口径，再开始计算。</w:t>
+      </w:r>
+    </w:p>
+    <w:p>
+      <w:pPr>
+        <w:spacing w:after="80" w:line="324" w:lineRule="auto"/>
+        <w:ind w:firstLine="420"/>
+      </w:pPr>
+      <w:r>
+        <w:rPr>
+          <w:b w:val="0"/>
+        </w:rPr>
+        <w:t>第二步是清洗订单主表。将732行订单去重为720单，并确认V1、V2、V3分别为168单、197单和355单，作为第一道自检。</w:t>
+      </w:r>
+    </w:p>
+    <w:p>
+      <w:pPr>
+        <w:spacing w:after="80" w:line="324" w:lineRule="auto"/>
+        <w:ind w:firstLine="420"/>
+      </w:pPr>
+      <w:r>
+        <w:rPr>
+          <w:b w:val="0"/>
+        </w:rPr>
+        <w:t>第三步是构建事件流。按订单号归集回款、退货和坏账，按事件日期排序，并统一截断至2025年8月31日。</w:t>
+      </w:r>
+    </w:p>
+    <w:p>
+      <w:pPr>
+        <w:spacing w:after="80" w:line="324" w:lineRule="auto"/>
+        <w:ind w:firstLine="420"/>
+      </w:pPr>
+      <w:r>
+        <w:rPr>
+          <w:b w:val="0"/>
+        </w:rPr>
+        <w:t>第四步是逐单计提。执行V1的90%回款率门槛、V2的500万元超额累进、V3的除税1.13与坏账扣减，并对合作单按70比30拆分。</w:t>
+      </w:r>
+    </w:p>
+    <w:p>
+      <w:pPr>
+        <w:spacing w:after="80" w:line="324" w:lineRule="auto"/>
+        <w:ind w:firstLine="420"/>
+      </w:pPr>
+      <w:r>
+        <w:rPr>
+          <w:b w:val="0"/>
+        </w:rPr>
+        <w:t>第五步是执行封顶与分配。按“人×年月”累计，V1执行10倍封顶、V3执行12倍封顶，超出部分不结转；V3同时按个人80%、团队池20%拆分。</w:t>
+      </w:r>
+    </w:p>
+    <w:p>
+      <w:pPr>
+        <w:spacing w:after="80" w:line="324" w:lineRule="auto"/>
+        <w:ind w:firstLine="420"/>
+      </w:pPr>
+      <w:r>
+        <w:rPr>
+          <w:b w:val="0"/>
+        </w:rPr>
+        <w:t>第六步是人员汇总与差额。叠加新人保底，形成应补55人、应追回62人、一致3人的三分结果，并单列13条异常预发。</w:t>
+      </w:r>
+    </w:p>
+    <w:p>
+      <w:pPr>
+        <w:spacing w:after="80" w:line="324" w:lineRule="auto"/>
+        <w:ind w:firstLine="420"/>
+      </w:pPr>
+      <w:r>
+        <w:rPr>
+          <w:b w:val="0"/>
+        </w:rPr>
+        <w:t>第七步是团队池与渠道返利。团队池按年度目标达成率判定发放或留存；渠道返利按年度阶梯与保底孰高，2025年度不计入应付。</w:t>
+      </w:r>
+    </w:p>
+    <w:p>
+      <w:pPr>
+        <w:spacing w:after="80" w:line="324" w:lineRule="auto"/>
+        <w:ind w:firstLine="420"/>
+      </w:pPr>
+      <w:r>
+        <w:rPr>
+          <w:b w:val="0"/>
+        </w:rPr>
+        <w:t>第八步是争议与错误要求。60件争议逐单回到清算结果，12项错误管理要求逐条引用条款驳回。</w:t>
+      </w:r>
+    </w:p>
+    <w:p>
+      <w:pPr>
+        <w:spacing w:after="80" w:line="324" w:lineRule="auto"/>
+        <w:ind w:firstLine="420"/>
+      </w:pPr>
+      <w:r>
+        <w:rPr>
+          <w:b w:val="0"/>
+        </w:rPr>
+        <w:t>第九步是新方案、敏感性与勾稽。使用2024年全年订单回测，完成9组敏感性，24项勾稽全部闭合后给出一句话核心结论。</w:t>
+      </w:r>
+    </w:p>
+    <w:p>
+      <w:pPr>
+        <w:spacing w:before="200" w:after="120"/>
+      </w:pPr>
+      <w:r>
+        <w:rPr>
+          <w:b/>
+          <w:sz w:val="28"/>
+        </w:rPr>
+        <w:t>十一、标准答案</w:t>
+      </w:r>
+    </w:p>
+    <w:p>
+      <w:pPr>
+        <w:spacing w:after="80" w:line="324" w:lineRule="auto"/>
+      </w:pPr>
+      <w:r>
+        <w:rPr>
+          <w:b w:val="0"/>
+        </w:rPr>
+        <w:t>标准答案共8个包，首表为“核心结论”，其余为逐单清算、人员汇总、团队池、已发异常、争议裁决、渠道返利、新方案参数、模拟测算、敏感性、勾稽自检、结论摘要和错误要求驳回。</w:t>
+      </w:r>
+    </w:p>
+    <w:p>
+      <w:pPr>
+        <w:spacing w:after="80" w:line="324" w:lineRule="auto"/>
+        <w:ind w:firstLine="420"/>
+      </w:pPr>
+      <w:r>
+        <w:rPr>
+          <w:b/>
+        </w:rPr>
+        <w:t>核心结论：历史佣金整体超发273.13万元，渠道返利少付450.59万元，两项相抵后公司净少支出177.46万元。问题根源是手工台账按订单额粗算，未执行去重、封顶、退货、坏账和离职规则，建议逐人补追并在2025年四季度一次性清理。</w:t>
+      </w:r>
+    </w:p>
+    <w:p>
+      <w:pPr>
+        <w:spacing w:after="80" w:line="324" w:lineRule="auto"/>
+        <w:ind w:firstLine="420"/>
+      </w:pPr>
+      <w:r>
+        <w:rPr>
+          <w:b w:val="0"/>
+        </w:rPr>
+        <w:t>支撑一：清算覆盖720个有效订单、120名销售、60件争议和40家渠道。佣金应发4402.42万元、已发4675.54万元，封顶扣减605.21万元。</w:t>
+      </w:r>
+    </w:p>
+    <w:p>
+      <w:pPr>
+        <w:spacing w:after="80" w:line="324" w:lineRule="auto"/>
+        <w:ind w:firstLine="420"/>
+      </w:pPr>
+      <w:r>
+        <w:rPr>
+          <w:b w:val="0"/>
+        </w:rPr>
+        <w:t>支撑二：应补545.57万元、涉及55人，应追回818.70万元、涉及62人，金额一致3人；13人已发记录存在预发口径异常。</w:t>
+      </w:r>
+    </w:p>
+    <w:p>
+      <w:pPr>
+        <w:spacing w:after="80" w:line="324" w:lineRule="auto"/>
+        <w:ind w:firstLine="420"/>
+      </w:pPr>
+      <w:r>
+        <w:rPr>
+          <w:b w:val="0"/>
+        </w:rPr>
+        <w:t>支撑三：渠道返利应付1268.23万元、已付817.65万元、应补450.59万元；2025年度未到结算期，不计入本期应付。</w:t>
+      </w:r>
+    </w:p>
+    <w:p>
+      <w:pPr>
+        <w:spacing w:after="80" w:line="324" w:lineRule="auto"/>
+        <w:ind w:firstLine="420"/>
+      </w:pPr>
+      <w:r>
+        <w:rPr>
+          <w:b w:val="0"/>
+        </w:rPr>
+        <w:t>支撑四：2026年新方案以不含税净回款为基数，个人70%、团队池30%，执行5倍封顶；2024年回测成本1430.78万元，较旧方案1295.47万元增长10.44%，低于15%控制线。</w:t>
+      </w:r>
+    </w:p>
+    <w:p>
+      <w:pPr>
+        <w:spacing w:after="80" w:line="324" w:lineRule="auto"/>
+        <w:ind w:firstLine="420"/>
+      </w:pPr>
+      <w:r>
+        <w:rPr>
+          <w:b w:val="0"/>
+        </w:rPr>
+        <w:t>关键结果：V1应发1063.88万元，V2应发1909.13万元，V3个人应发1407.22万元，新人保底22.18万元。团队池计提358.08万元，2024年可发128.31万元。争议裁决660.51万元，支持2件、部分支持53件、不支持5件。敏感性区间为1196.80万元至1682.31万元。24项勾稽全部闭合，不一致项为0。</w:t>
       </w:r>
     </w:p>
     <w:sectPr>
